--- a/代码修改意见.docx
+++ b/代码修改意见.docx
@@ -4,6 +4,80 @@
   <w:body>
     <w:p>
       <w:pPr>
+        <w:pStyle w:val="13"/>
+        <w:keepNext w:val="0"/>
+        <w:keepLines w:val="0"/>
+        <w:widowControl/>
+        <w:suppressLineNumbers w:val="0"/>
+      </w:pPr>
+      <w:r>
+        <w:t>这不仅是一份代码审查报告，更是一份</w:t>
+      </w:r>
+      <w:r>
+        <w:rPr>
+          <w:b/>
+          <w:bCs/>
+        </w:rPr>
+        <w:t>紧急阻断交付</w:t>
+      </w:r>
+      <w:r>
+        <w:t>的通知。</w:t>
+      </w:r>
+    </w:p>
+    <w:p>
+      <w:pPr>
+        <w:pStyle w:val="13"/>
+        <w:keepNext w:val="0"/>
+        <w:keepLines w:val="0"/>
+        <w:widowControl/>
+        <w:suppressLineNumbers w:val="0"/>
+      </w:pPr>
+      <w:r>
+        <w:t xml:space="preserve">虽然您的《代码改进完成报告》中声称“并发安全”和“空值处理”已修复，但经过对 </w:t>
+      </w:r>
+      <w:r>
+        <w:rPr>
+          <w:rStyle w:val="17"/>
+        </w:rPr>
+        <w:t>CompositeEventServiceImpl.java</w:t>
+      </w:r>
+      <w:r>
+        <w:t xml:space="preserve"> 核心逻辑的逐行排查，我必须直言：</w:t>
+      </w:r>
+      <w:r>
+        <w:rPr>
+          <w:b/>
+          <w:bCs/>
+        </w:rPr>
+        <w:t>上一轮指出的两个最致命的架构级 Bug（并发竞态、标注数据丢失）依然存在，且当前的修复方式在 Spring 框架下是无效的。</w:t>
+      </w:r>
+    </w:p>
+    <w:p>
+      <w:pPr>
+        <w:pStyle w:val="13"/>
+        <w:keepNext w:val="0"/>
+        <w:keepLines w:val="0"/>
+        <w:widowControl/>
+        <w:suppressLineNumbers w:val="0"/>
+      </w:pPr>
+      <w:r>
+        <w:t>如果按照当前版本交付，系统将在多摄像头并发写入时产生脏数据，且用户辛苦标注的事件会被系统自动清空。</w:t>
+      </w:r>
+    </w:p>
+    <w:p>
+      <w:pPr>
+        <w:pStyle w:val="13"/>
+        <w:keepNext w:val="0"/>
+        <w:keepLines w:val="0"/>
+        <w:widowControl/>
+        <w:suppressLineNumbers w:val="0"/>
+      </w:pPr>
+      <w:r>
+        <w:t>以下是针对“交付级”标准的严苛验收报告：</w:t>
+      </w:r>
+    </w:p>
+    <w:p>
+      <w:pPr>
         <w:pStyle w:val="4"/>
         <w:keepNext w:val="0"/>
         <w:keepLines w:val="0"/>
@@ -11,7 +85,7 @@
         <w:suppressLineNumbers w:val="0"/>
       </w:pPr>
       <w:r>
-        <w:t>❌ 尚未完全修复的漏洞 (Critical - 必须修正)</w:t>
+        <w:t>🛑 严重阻断级问题 (Blocker)</w:t>
       </w:r>
     </w:p>
     <w:p>
@@ -23,7 +97,16 @@
         <w:suppressLineNumbers w:val="0"/>
       </w:pPr>
       <w:r>
-        <w:t>1. 并发与事务的“死锁/竞态”陷阱 (Spring AOP 经典问题)</w:t>
+        <w:t>1. “掩耳盗铃”的并发锁：</w:t>
+      </w:r>
+      <w:r>
+        <w:rPr>
+          <w:rStyle w:val="17"/>
+        </w:rPr>
+        <w:t>synchronized</w:t>
+      </w:r>
+      <w:r>
+        <w:t xml:space="preserve"> 依然包裹在事务内部</w:t>
       </w:r>
     </w:p>
     <w:p>
@@ -35,7 +118,7 @@
         <w:suppressLineNumbers w:val="0"/>
       </w:pPr>
       <w:r>
-        <w:t>你目前的代码写法是：</w:t>
+        <w:t>您在报告中提到“添加 synchronized 方法锁”来修复并发问题，但代码是这样写的：</w:t>
       </w:r>
     </w:p>
     <w:p>
@@ -65,15 +148,69 @@
         <w:keepLines w:val="0"/>
         <w:widowControl/>
         <w:suppressLineNumbers w:val="0"/>
-      </w:pPr>
-      <w:r>
-        <w:t xml:space="preserve">// CompositeEventServiceImpl.java Line 146-147@Transactionalpublic synchronized void updateOrCreateCompositeEventByTrack(SacwHdgj track) </w:t>
-      </w:r>
-      <w:r>
-        <w:rPr>
-          <w:rStyle w:val="17"/>
-        </w:rPr>
-        <w:t>{ ... }</w:t>
+        <w:rPr>
+          <w:rStyle w:val="17"/>
+        </w:rPr>
+      </w:pPr>
+      <w:r>
+        <w:t>// CompositeEventServiceImpl.java@Override@Transactional</w:t>
+      </w:r>
+      <w:r>
+        <w:rPr>
+          <w:rStyle w:val="17"/>
+        </w:rPr>
+        <w:t xml:space="preserve">  </w:t>
+      </w:r>
+      <w:r>
+        <w:t xml:space="preserve">// &lt;--- 1. Spring AOP 在这里开启数据库事务public synchronized void updateOrCreateCompositeEventByTrack(SacwHdgj track) </w:t>
+      </w:r>
+      <w:r>
+        <w:rPr>
+          <w:rStyle w:val="17"/>
+        </w:rPr>
+        <w:t xml:space="preserve">{ </w:t>
+      </w:r>
+      <w:r>
+        <w:t>// &lt;--- 2. 线程在这里拿到 Java 锁</w:t>
+      </w:r>
+    </w:p>
+    <w:p>
+      <w:pPr>
+        <w:pStyle w:val="12"/>
+        <w:keepNext w:val="0"/>
+        <w:keepLines w:val="0"/>
+        <w:widowControl/>
+        <w:suppressLineNumbers w:val="0"/>
+        <w:rPr>
+          <w:rStyle w:val="17"/>
+        </w:rPr>
+      </w:pPr>
+      <w:r>
+        <w:rPr>
+          <w:rStyle w:val="17"/>
+        </w:rPr>
+        <w:t xml:space="preserve">    </w:t>
+      </w:r>
+      <w:r>
+        <w:t>// ... 业务逻辑 ...</w:t>
+      </w:r>
+    </w:p>
+    <w:p>
+      <w:pPr>
+        <w:pStyle w:val="12"/>
+        <w:keepNext w:val="0"/>
+        <w:keepLines w:val="0"/>
+        <w:widowControl/>
+        <w:suppressLineNumbers w:val="0"/>
+      </w:pPr>
+      <w:r>
+        <w:rPr>
+          <w:rStyle w:val="17"/>
+        </w:rPr>
+        <w:t xml:space="preserve">} </w:t>
+      </w:r>
+      <w:r>
+        <w:t>// &lt;--- 3. 线程在这里释放 Java 锁// &lt;--- 4. Spring AOP 在这里提交数据库事务</w:t>
       </w:r>
     </w:p>
     <w:p>
@@ -89,19 +226,7 @@
           <w:b/>
           <w:bCs/>
         </w:rPr>
-        <w:t>为什么这在交付级项目中是不合格的？</w:t>
-      </w:r>
-      <w:r>
-        <w:t xml:space="preserve"> 因为 Spring 的 </w:t>
-      </w:r>
-      <w:r>
-        <w:rPr>
-          <w:rStyle w:val="17"/>
-        </w:rPr>
-        <w:t>@Transactional</w:t>
-      </w:r>
-      <w:r>
-        <w:t xml:space="preserve"> 是通过 AOP 代理实现的。</w:t>
+        <w:t>为什么这是无效的？</w:t>
       </w:r>
     </w:p>
     <w:p>
@@ -132,10 +257,30 @@
           <w:b/>
           <w:bCs/>
         </w:rPr>
-        <w:t>实际执行顺序</w:t>
-      </w:r>
-      <w:r>
-        <w:t>：</w:t>
+        <w:t>时间差攻击</w:t>
+      </w:r>
+      <w:r>
+        <w:t xml:space="preserve">：在 </w:t>
+      </w:r>
+      <w:r>
+        <w:rPr>
+          <w:b/>
+          <w:bCs/>
+        </w:rPr>
+        <w:t>步骤 3（释放锁）</w:t>
+      </w:r>
+      <w:r>
+        <w:t xml:space="preserve"> 和 </w:t>
+      </w:r>
+      <w:r>
+        <w:rPr>
+          <w:b/>
+          <w:bCs/>
+        </w:rPr>
+        <w:t>步骤 4（提交事务）</w:t>
+      </w:r>
+      <w:r>
+        <w:t xml:space="preserve"> 之间，有一个微小的时间窗口。</w:t>
       </w:r>
     </w:p>
     <w:p>
@@ -158,6 +303,54 @@
         <w:keepLines w:val="0"/>
         <w:widowControl/>
         <w:numPr>
+          <w:ilvl w:val="0"/>
+          <w:numId w:val="1"/>
+        </w:numPr>
+        <w:suppressLineNumbers w:val="0"/>
+        <w:spacing w:before="0" w:beforeAutospacing="1" w:after="0" w:afterAutospacing="1"/>
+        <w:ind w:left="1440" w:hanging="360"/>
+      </w:pPr>
+    </w:p>
+    <w:p>
+      <w:pPr>
+        <w:pStyle w:val="13"/>
+        <w:keepNext w:val="0"/>
+        <w:keepLines w:val="0"/>
+        <w:widowControl/>
+        <w:suppressLineNumbers w:val="0"/>
+        <w:ind w:left="720"/>
+      </w:pPr>
+      <w:r>
+        <w:rPr>
+          <w:b/>
+          <w:bCs/>
+        </w:rPr>
+        <w:t>场景复现</w:t>
+      </w:r>
+      <w:r>
+        <w:t>：</w:t>
+      </w:r>
+    </w:p>
+    <w:p>
+      <w:pPr>
+        <w:keepNext w:val="0"/>
+        <w:keepLines w:val="0"/>
+        <w:widowControl/>
+        <w:numPr>
+          <w:ilvl w:val="0"/>
+          <w:numId w:val="1"/>
+        </w:numPr>
+        <w:suppressLineNumbers w:val="0"/>
+        <w:spacing w:before="0" w:beforeAutospacing="1" w:after="0" w:afterAutospacing="1"/>
+        <w:ind w:left="1440" w:hanging="360"/>
+      </w:pPr>
+    </w:p>
+    <w:p>
+      <w:pPr>
+        <w:keepNext w:val="0"/>
+        <w:keepLines w:val="0"/>
+        <w:widowControl/>
+        <w:numPr>
           <w:ilvl w:val="1"/>
           <w:numId w:val="1"/>
         </w:numPr>
@@ -176,7 +369,24 @@
         <w:ind w:left="1440"/>
       </w:pPr>
       <w:r>
-        <w:t>Spring 开启数据库事务。</w:t>
+        <w:rPr>
+          <w:b/>
+          <w:bCs/>
+        </w:rPr>
+        <w:t>线程 A</w:t>
+      </w:r>
+      <w:r>
+        <w:t xml:space="preserve"> 执行完计算，释放了锁，但</w:t>
+      </w:r>
+      <w:r>
+        <w:rPr>
+          <w:b/>
+          <w:bCs/>
+        </w:rPr>
+        <w:t>还没提交事务</w:t>
+      </w:r>
+      <w:r>
+        <w:t>（数据还在数据库缓存/回滚段中，对其他事务不可见）。</w:t>
       </w:r>
     </w:p>
     <w:p>
@@ -217,16 +427,14 @@
         <w:ind w:left="1440"/>
       </w:pPr>
       <w:r>
-        <w:t xml:space="preserve">进入方法，线程获取 </w:t>
-      </w:r>
-      <w:r>
-        <w:rPr>
-          <w:rStyle w:val="17"/>
-        </w:rPr>
-        <w:t>synchronized</w:t>
-      </w:r>
-      <w:r>
-        <w:t xml:space="preserve"> 锁。</w:t>
+        <w:rPr>
+          <w:b/>
+          <w:bCs/>
+        </w:rPr>
+        <w:t>线程 B</w:t>
+      </w:r>
+      <w:r>
+        <w:t xml:space="preserve"> 此时立刻拿到了锁（因为 A 释放了），开始查询数据库。</w:t>
       </w:r>
     </w:p>
     <w:p>
@@ -267,7 +475,17 @@
         <w:ind w:left="1440"/>
       </w:pPr>
       <w:r>
-        <w:t>执行业务逻辑（查询、删除、插入）。</w:t>
+        <w:t>由于 A 还没提交，</w:t>
+      </w:r>
+      <w:r>
+        <w:rPr>
+          <w:b/>
+          <w:bCs/>
+        </w:rPr>
+        <w:t>线程 B 查到的是旧数据</w:t>
+      </w:r>
+      <w:r>
+        <w:t>（或者查不到 A 刚插入的数据）。</w:t>
       </w:r>
     </w:p>
     <w:p>
@@ -308,83 +526,84 @@
         <w:ind w:left="1440"/>
       </w:pPr>
       <w:r>
-        <w:t>方法结束，线程</w:t>
-      </w:r>
+        <w:t>线程 B 基于旧数据计算，覆盖了 A 的结果。</w:t>
+      </w:r>
+    </w:p>
+    <w:p>
+      <w:pPr>
+        <w:keepNext w:val="0"/>
+        <w:keepLines w:val="0"/>
+        <w:widowControl/>
+        <w:numPr>
+          <w:ilvl w:val="1"/>
+          <w:numId w:val="1"/>
+        </w:numPr>
+        <w:suppressLineNumbers w:val="0"/>
+        <w:spacing w:before="0" w:beforeAutospacing="1" w:after="0" w:afterAutospacing="1"/>
+        <w:ind w:left="2882" w:hanging="360"/>
+      </w:pPr>
+    </w:p>
+    <w:p>
+      <w:pPr>
+        <w:keepNext w:val="0"/>
+        <w:keepLines w:val="0"/>
+        <w:widowControl/>
+        <w:numPr>
+          <w:ilvl w:val="0"/>
+          <w:numId w:val="1"/>
+        </w:numPr>
+        <w:suppressLineNumbers w:val="0"/>
+        <w:spacing w:before="0" w:beforeAutospacing="1" w:after="0" w:afterAutospacing="1"/>
+        <w:ind w:left="1440" w:hanging="360"/>
+      </w:pPr>
+    </w:p>
+    <w:p>
+      <w:pPr>
+        <w:pStyle w:val="13"/>
+        <w:keepNext w:val="0"/>
+        <w:keepLines w:val="0"/>
+        <w:widowControl/>
+        <w:suppressLineNumbers w:val="0"/>
+        <w:ind w:left="720"/>
+      </w:pPr>
       <w:r>
         <w:rPr>
           <w:b/>
           <w:bCs/>
         </w:rPr>
-        <w:t>释放锁</w:t>
-      </w:r>
-      <w:r>
-        <w:t>。</w:t>
-      </w:r>
-    </w:p>
-    <w:p>
-      <w:pPr>
-        <w:keepNext w:val="0"/>
-        <w:keepLines w:val="0"/>
-        <w:widowControl/>
-        <w:numPr>
-          <w:ilvl w:val="1"/>
-          <w:numId w:val="1"/>
-        </w:numPr>
-        <w:suppressLineNumbers w:val="0"/>
-        <w:spacing w:before="0" w:beforeAutospacing="1" w:after="0" w:afterAutospacing="1"/>
-        <w:ind w:left="2882" w:hanging="360"/>
-      </w:pPr>
-    </w:p>
-    <w:p>
-      <w:pPr>
-        <w:keepNext w:val="0"/>
-        <w:keepLines w:val="0"/>
-        <w:widowControl/>
-        <w:numPr>
-          <w:ilvl w:val="1"/>
-          <w:numId w:val="1"/>
-        </w:numPr>
-        <w:suppressLineNumbers w:val="0"/>
-        <w:spacing w:before="0" w:beforeAutospacing="1" w:after="0" w:afterAutospacing="1"/>
-        <w:ind w:left="2882" w:hanging="360"/>
-      </w:pPr>
-    </w:p>
-    <w:p>
-      <w:pPr>
-        <w:pStyle w:val="13"/>
-        <w:keepNext w:val="0"/>
-        <w:keepLines w:val="0"/>
-        <w:widowControl/>
-        <w:suppressLineNumbers w:val="0"/>
-        <w:ind w:left="1440"/>
-      </w:pPr>
-      <w:r>
-        <w:t xml:space="preserve">Spring </w:t>
+        <w:t>结论</w:t>
+      </w:r>
+      <w:r>
+        <w:t xml:space="preserve">：在 Spring 的 </w:t>
+      </w:r>
+      <w:r>
+        <w:rPr>
+          <w:rStyle w:val="17"/>
+        </w:rPr>
+        <w:t>@Transactional</w:t>
+      </w:r>
+      <w:r>
+        <w:t xml:space="preserve"> 方法上直接加 </w:t>
+      </w:r>
+      <w:r>
+        <w:rPr>
+          <w:rStyle w:val="17"/>
+        </w:rPr>
+        <w:t>synchronized</w:t>
+      </w:r>
+      <w:r>
+        <w:t xml:space="preserve"> </w:t>
       </w:r>
       <w:r>
         <w:rPr>
           <w:b/>
           <w:bCs/>
         </w:rPr>
-        <w:t>提交数据库事务</w:t>
+        <w:t>完全无法保证数据库层面的数据一致性</w:t>
       </w:r>
       <w:r>
         <w:t>。</w:t>
       </w:r>
-    </w:p>
-    <w:p>
-      <w:pPr>
-        <w:keepNext w:val="0"/>
-        <w:keepLines w:val="0"/>
-        <w:widowControl/>
-        <w:numPr>
-          <w:ilvl w:val="1"/>
-          <w:numId w:val="1"/>
-        </w:numPr>
-        <w:suppressLineNumbers w:val="0"/>
-        <w:spacing w:before="0" w:beforeAutospacing="1" w:after="0" w:afterAutospacing="1"/>
-        <w:ind w:left="2882" w:hanging="360"/>
-      </w:pPr>
     </w:p>
     <w:p>
       <w:pPr>
@@ -407,172 +626,26 @@
         <w:keepLines w:val="0"/>
         <w:widowControl/>
         <w:suppressLineNumbers w:val="0"/>
-        <w:ind w:left="720"/>
       </w:pPr>
       <w:r>
         <w:rPr>
           <w:b/>
           <w:bCs/>
         </w:rPr>
-        <w:t>漏洞窗口</w:t>
-      </w:r>
-      <w:r>
-        <w:t xml:space="preserve">：在 </w:t>
+        <w:t>🔧 交付级修正方案：</w:t>
+      </w:r>
+      <w:r>
+        <w:t xml:space="preserve"> 锁必须在事务</w:t>
       </w:r>
       <w:r>
         <w:rPr>
           <w:b/>
           <w:bCs/>
         </w:rPr>
-        <w:t>步骤 4</w:t>
-      </w:r>
-      <w:r>
-        <w:t xml:space="preserve">（释放锁）和 </w:t>
-      </w:r>
-      <w:r>
-        <w:rPr>
-          <w:b/>
-          <w:bCs/>
-        </w:rPr>
-        <w:t>步骤 5</w:t>
-      </w:r>
-      <w:r>
-        <w:t>（提交事务）之间，存在一个微小的时间差。</w:t>
-      </w:r>
-    </w:p>
-    <w:p>
-      <w:pPr>
-        <w:keepNext w:val="0"/>
-        <w:keepLines w:val="0"/>
-        <w:widowControl/>
-        <w:numPr>
-          <w:ilvl w:val="0"/>
-          <w:numId w:val="1"/>
-        </w:numPr>
-        <w:suppressLineNumbers w:val="0"/>
-        <w:spacing w:before="0" w:beforeAutospacing="1" w:after="0" w:afterAutospacing="1"/>
-        <w:ind w:left="1440" w:hanging="360"/>
-      </w:pPr>
-    </w:p>
-    <w:p>
-      <w:pPr>
-        <w:keepNext w:val="0"/>
-        <w:keepLines w:val="0"/>
-        <w:widowControl/>
-        <w:numPr>
-          <w:ilvl w:val="0"/>
-          <w:numId w:val="1"/>
-        </w:numPr>
-        <w:suppressLineNumbers w:val="0"/>
-        <w:spacing w:before="0" w:beforeAutospacing="1" w:after="0" w:afterAutospacing="1"/>
-        <w:ind w:left="1440" w:hanging="360"/>
-      </w:pPr>
-    </w:p>
-    <w:p>
-      <w:pPr>
-        <w:pStyle w:val="13"/>
-        <w:keepNext w:val="0"/>
-        <w:keepLines w:val="0"/>
-        <w:widowControl/>
-        <w:suppressLineNumbers w:val="0"/>
-        <w:ind w:left="720"/>
-      </w:pPr>
-      <w:r>
-        <w:rPr>
-          <w:b/>
-          <w:bCs/>
-        </w:rPr>
-        <w:t>后果</w:t>
-      </w:r>
-      <w:r>
-        <w:t>：如果是高并发（比如两个摄像头同时检测到人），线程 A 释放锁但还没提交事务时，线程 B 获得了锁。此时线程 B 读取数据库，</w:t>
-      </w:r>
-      <w:r>
-        <w:rPr>
-          <w:b/>
-          <w:bCs/>
-        </w:rPr>
-        <w:t>读到的仍然是旧数据</w:t>
-      </w:r>
-      <w:r>
-        <w:t>（因为线程 A 还没提交）。这会导致线程 B 做出错误的计算，再次插入重复的事件或覆盖数据。</w:t>
-      </w:r>
-    </w:p>
-    <w:p>
-      <w:pPr>
-        <w:keepNext w:val="0"/>
-        <w:keepLines w:val="0"/>
-        <w:widowControl/>
-        <w:numPr>
-          <w:ilvl w:val="0"/>
-          <w:numId w:val="1"/>
-        </w:numPr>
-        <w:suppressLineNumbers w:val="0"/>
-        <w:spacing w:before="0" w:beforeAutospacing="1" w:after="0" w:afterAutospacing="1"/>
-        <w:ind w:left="1440" w:hanging="360"/>
-      </w:pPr>
-    </w:p>
-    <w:p>
-      <w:pPr>
-        <w:pStyle w:val="13"/>
-        <w:keepNext w:val="0"/>
-        <w:keepLines w:val="0"/>
-        <w:widowControl/>
-        <w:suppressLineNumbers w:val="0"/>
-      </w:pPr>
-      <w:r>
-        <w:rPr>
-          <w:b/>
-          <w:bCs/>
-        </w:rPr>
-        <w:t>🔧 修正方案</w:t>
-      </w:r>
-      <w:r>
-        <w:t xml:space="preserve">： 必须把锁 </w:t>
-      </w:r>
-      <w:r>
-        <w:rPr>
-          <w:b/>
-          <w:bCs/>
-        </w:rPr>
-        <w:t>包裹</w:t>
-      </w:r>
-      <w:r>
-        <w:t xml:space="preserve"> 在事务外面，而不是里面。 由于这是 Service 内部方法，最好的做法是</w:t>
-      </w:r>
-      <w:r>
-        <w:rPr>
-          <w:b/>
-          <w:bCs/>
-        </w:rPr>
-        <w:t xml:space="preserve">去掉该方法的 </w:t>
-      </w:r>
-      <w:r>
-        <w:rPr>
-          <w:rStyle w:val="17"/>
-          <w:b/>
-          <w:bCs/>
-        </w:rPr>
-        <w:t>@Transactional</w:t>
-      </w:r>
-      <w:r>
-        <w:t>，然后在内部手动管理事务，或者（更简单的单机方案）在 Controller 层加锁。</w:t>
-      </w:r>
-    </w:p>
-    <w:p>
-      <w:pPr>
-        <w:pStyle w:val="13"/>
-        <w:keepNext w:val="0"/>
-        <w:keepLines w:val="0"/>
-        <w:widowControl/>
-        <w:suppressLineNumbers w:val="0"/>
-      </w:pPr>
-      <w:r>
-        <w:rPr>
-          <w:b/>
-          <w:bCs/>
-        </w:rPr>
-        <w:t>单机版修正代码示例：</w:t>
+        <w:t>外面</w:t>
+      </w:r>
+      <w:r>
+        <w:t>。你需要将这个方法拆分，或者在 Controller 层加锁。</w:t>
       </w:r>
     </w:p>
     <w:p>
@@ -607,7 +680,7 @@
         </w:rPr>
       </w:pPr>
       <w:r>
-        <w:t xml:space="preserve">// 1. 去掉方法上的 @Transactional 和 synchronizedpublic void updateOrCreateCompositeEventByTrack(SacwHdgj track) </w:t>
+        <w:t xml:space="preserve">// 方案：将锁移到事务外部public void updateOrCreateSafe(SacwHdgj track) </w:t>
       </w:r>
       <w:r>
         <w:rPr>
@@ -634,7 +707,7 @@
         <w:t xml:space="preserve">    </w:t>
       </w:r>
       <w:r>
-        <w:t>// 2. 在这里加锁（锁住整个事务过程）</w:t>
+        <w:t>// 1. 先拿锁</w:t>
       </w:r>
     </w:p>
     <w:p>
@@ -661,7 +734,7 @@
         <w:rPr>
           <w:rStyle w:val="17"/>
         </w:rPr>
-        <w:t xml:space="preserve"> (compositeEventLock) {</w:t>
+        <w:t>(compositeEventLock) {</w:t>
       </w:r>
     </w:p>
     <w:p>
@@ -682,7 +755,7 @@
         <w:t xml:space="preserve">        </w:t>
       </w:r>
       <w:r>
-        <w:t>// 3. 调用另一个被 @Transactional 标记的实际执行方法</w:t>
+        <w:t>// 2. 再调用事务方法 (注意：必须通过代理对象调用，不能直接 this.method)</w:t>
       </w:r>
     </w:p>
     <w:p>
@@ -700,10 +773,7 @@
         <w:rPr>
           <w:rStyle w:val="17"/>
         </w:rPr>
-        <w:t xml:space="preserve">        </w:t>
-      </w:r>
-      <w:r>
-        <w:t>// 注意：必须通过 AOP 代理调用，不能直接 this.doUpdate...</w:t>
+        <w:t xml:space="preserve">        applicationContext.getBean(ICompositeEventService.class).updateOrCreateTransactional(track);</w:t>
       </w:r>
     </w:p>
     <w:p>
@@ -721,7 +791,7 @@
         <w:rPr>
           <w:rStyle w:val="17"/>
         </w:rPr>
-        <w:t xml:space="preserve">        SpringUtils.getBean(CompositeEventServiceImpl.class).doTransactionalUpdate(track);</w:t>
+        <w:t xml:space="preserve">    }</w:t>
       </w:r>
     </w:p>
     <w:p>
@@ -739,7 +809,7 @@
         <w:rPr>
           <w:rStyle w:val="17"/>
         </w:rPr>
-        <w:t xml:space="preserve">    }</w:t>
+        <w:t>}</w:t>
       </w:r>
     </w:p>
     <w:p>
@@ -754,6 +824,54 @@
         </w:rPr>
       </w:pPr>
       <w:r>
+        <w:t>@Transactional</w:t>
+      </w:r>
+      <w:r>
+        <w:rPr>
+          <w:rStyle w:val="17"/>
+        </w:rPr>
+        <w:t xml:space="preserve"> </w:t>
+      </w:r>
+      <w:r>
+        <w:t xml:space="preserve">// 事务方法内部不要加锁，没意义public void updateOrCreateTransactional(SacwHdgj track) </w:t>
+      </w:r>
+      <w:r>
+        <w:rPr>
+          <w:rStyle w:val="17"/>
+        </w:rPr>
+        <w:t>{</w:t>
+      </w:r>
+    </w:p>
+    <w:p>
+      <w:pPr>
+        <w:pStyle w:val="12"/>
+        <w:keepNext w:val="0"/>
+        <w:keepLines w:val="0"/>
+        <w:widowControl/>
+        <w:suppressLineNumbers w:val="0"/>
+        <w:rPr>
+          <w:rStyle w:val="17"/>
+        </w:rPr>
+      </w:pPr>
+      <w:r>
+        <w:rPr>
+          <w:rStyle w:val="17"/>
+        </w:rPr>
+        <w:t xml:space="preserve">    </w:t>
+      </w:r>
+      <w:r>
+        <w:t>// ... 原有的业务逻辑 ...</w:t>
+      </w:r>
+    </w:p>
+    <w:p>
+      <w:pPr>
+        <w:pStyle w:val="12"/>
+        <w:keepNext w:val="0"/>
+        <w:keepLines w:val="0"/>
+        <w:widowControl/>
+        <w:suppressLineNumbers w:val="0"/>
+      </w:pPr>
+      <w:r>
         <w:rPr>
           <w:rStyle w:val="17"/>
         </w:rPr>
@@ -762,63 +880,6 @@
     </w:p>
     <w:p>
       <w:pPr>
-        <w:pStyle w:val="12"/>
-        <w:keepNext w:val="0"/>
-        <w:keepLines w:val="0"/>
-        <w:widowControl/>
-        <w:suppressLineNumbers w:val="0"/>
-        <w:rPr>
-          <w:rStyle w:val="17"/>
-        </w:rPr>
-      </w:pPr>
-      <w:r>
-        <w:t xml:space="preserve">@Transactional(rollbackFor = Exception.class)public void doTransactionalUpdate(SacwHdgj track) </w:t>
-      </w:r>
-      <w:r>
-        <w:rPr>
-          <w:rStyle w:val="17"/>
-        </w:rPr>
-        <w:t>{</w:t>
-      </w:r>
-    </w:p>
-    <w:p>
-      <w:pPr>
-        <w:pStyle w:val="12"/>
-        <w:keepNext w:val="0"/>
-        <w:keepLines w:val="0"/>
-        <w:widowControl/>
-        <w:suppressLineNumbers w:val="0"/>
-        <w:rPr>
-          <w:rStyle w:val="17"/>
-        </w:rPr>
-      </w:pPr>
-      <w:r>
-        <w:rPr>
-          <w:rStyle w:val="17"/>
-        </w:rPr>
-        <w:t xml:space="preserve">    </w:t>
-      </w:r>
-      <w:r>
-        <w:t>// ... 原有的业务逻辑 ...</w:t>
-      </w:r>
-    </w:p>
-    <w:p>
-      <w:pPr>
-        <w:pStyle w:val="12"/>
-        <w:keepNext w:val="0"/>
-        <w:keepLines w:val="0"/>
-        <w:widowControl/>
-        <w:suppressLineNumbers w:val="0"/>
-      </w:pPr>
-      <w:r>
-        <w:rPr>
-          <w:rStyle w:val="17"/>
-        </w:rPr>
-        <w:t>}</w:t>
-      </w:r>
-    </w:p>
-    <w:p>
-      <w:pPr>
         <w:pStyle w:val="5"/>
         <w:keepNext w:val="0"/>
         <w:keepLines w:val="0"/>
@@ -826,7 +887,7 @@
         <w:suppressLineNumbers w:val="0"/>
       </w:pPr>
       <w:r>
-        <w:t>2. 业务逻辑 Bug：用户标注会被“清洗”掉</w:t>
+        <w:t>2. 逻辑自杀：系统主动清洗用户标注数据</w:t>
       </w:r>
     </w:p>
     <w:p>
@@ -838,7 +899,7 @@
         <w:suppressLineNumbers w:val="0"/>
       </w:pPr>
       <w:r>
-        <w:t>代码中有一个设计逻辑会导致用户工作白费。</w:t>
+        <w:t>代码中保留了清空标注的逻辑，这在实际业务中是不可接受的。</w:t>
       </w:r>
     </w:p>
     <w:p>
@@ -852,7 +913,7 @@
         </w:numPr>
         <w:suppressLineNumbers w:val="0"/>
         <w:spacing w:before="0" w:beforeAutospacing="1" w:after="0" w:afterAutospacing="1"/>
-        <w:ind w:left="1440" w:hanging="360"/>
+        <w:ind w:left="2882" w:hanging="360"/>
       </w:pPr>
     </w:p>
     <w:p>
@@ -869,283 +930,19 @@
           <w:b/>
           <w:bCs/>
         </w:rPr>
-        <w:t>场景</w:t>
-      </w:r>
-      <w:r>
-        <w:t>：</w:t>
-      </w:r>
-    </w:p>
-    <w:p>
-      <w:pPr>
-        <w:keepNext w:val="0"/>
-        <w:keepLines w:val="0"/>
-        <w:widowControl/>
-        <w:numPr>
-          <w:ilvl w:val="0"/>
-          <w:numId w:val="2"/>
-        </w:numPr>
-        <w:suppressLineNumbers w:val="0"/>
-        <w:spacing w:before="0" w:beforeAutospacing="1" w:after="0" w:afterAutospacing="1"/>
-        <w:ind w:left="1440" w:hanging="360"/>
-      </w:pPr>
-    </w:p>
-    <w:p>
-      <w:pPr>
-        <w:keepNext w:val="0"/>
-        <w:keepLines w:val="0"/>
-        <w:widowControl/>
-        <w:numPr>
-          <w:ilvl w:val="1"/>
-          <w:numId w:val="3"/>
-        </w:numPr>
-        <w:suppressLineNumbers w:val="0"/>
-        <w:tabs>
-          <w:tab w:val="left" w:pos="1440"/>
-        </w:tabs>
-        <w:spacing w:before="0" w:beforeAutospacing="1" w:after="0" w:afterAutospacing="1"/>
-        <w:ind w:left="2882" w:hanging="360"/>
-      </w:pPr>
-    </w:p>
-    <w:p>
-      <w:pPr>
-        <w:pStyle w:val="13"/>
-        <w:keepNext w:val="0"/>
-        <w:keepLines w:val="0"/>
-        <w:widowControl/>
-        <w:suppressLineNumbers w:val="0"/>
-        <w:ind w:left="1440"/>
-      </w:pPr>
-      <w:r>
-        <w:t>用户对一个事件进行了标注（设为“异常”，备注“陌生人”）。</w:t>
-      </w:r>
-      <w:r>
-        <w:rPr>
-          <w:rStyle w:val="17"/>
-        </w:rPr>
-        <w:t>annotateCompositeEvent</w:t>
-      </w:r>
-      <w:r>
-        <w:t xml:space="preserve"> 方法会同步更新该事件下的所有轨迹（</w:t>
-      </w:r>
-      <w:r>
-        <w:rPr>
-          <w:rStyle w:val="17"/>
-        </w:rPr>
-        <w:t>sacw_hdgj</w:t>
-      </w:r>
-      <w:r>
-        <w:t xml:space="preserve"> 表）。</w:t>
-      </w:r>
-    </w:p>
-    <w:p>
-      <w:pPr>
-        <w:keepNext w:val="0"/>
-        <w:keepLines w:val="0"/>
-        <w:widowControl/>
-        <w:numPr>
-          <w:ilvl w:val="1"/>
-          <w:numId w:val="3"/>
-        </w:numPr>
-        <w:suppressLineNumbers w:val="0"/>
-        <w:tabs>
-          <w:tab w:val="left" w:pos="1440"/>
-        </w:tabs>
-        <w:spacing w:before="0" w:beforeAutospacing="1" w:after="0" w:afterAutospacing="1"/>
-        <w:ind w:left="2882" w:hanging="360"/>
-      </w:pPr>
-    </w:p>
-    <w:p>
-      <w:pPr>
-        <w:keepNext w:val="0"/>
-        <w:keepLines w:val="0"/>
-        <w:widowControl/>
-        <w:numPr>
-          <w:ilvl w:val="1"/>
-          <w:numId w:val="3"/>
-        </w:numPr>
-        <w:suppressLineNumbers w:val="0"/>
-        <w:tabs>
-          <w:tab w:val="left" w:pos="1440"/>
-        </w:tabs>
-        <w:spacing w:before="0" w:beforeAutospacing="1" w:after="0" w:afterAutospacing="1"/>
-        <w:ind w:left="2882" w:hanging="360"/>
-      </w:pPr>
-    </w:p>
-    <w:p>
-      <w:pPr>
-        <w:pStyle w:val="13"/>
-        <w:keepNext w:val="0"/>
-        <w:keepLines w:val="0"/>
-        <w:widowControl/>
-        <w:suppressLineNumbers w:val="0"/>
-        <w:ind w:left="1440"/>
-      </w:pPr>
-      <w:r>
-        <w:t>几秒后，同一个事件由于人员还在走动，摄像头又写入了一条新轨迹。</w:t>
-      </w:r>
-    </w:p>
-    <w:p>
-      <w:pPr>
-        <w:keepNext w:val="0"/>
-        <w:keepLines w:val="0"/>
-        <w:widowControl/>
-        <w:numPr>
-          <w:ilvl w:val="1"/>
-          <w:numId w:val="3"/>
-        </w:numPr>
-        <w:suppressLineNumbers w:val="0"/>
-        <w:tabs>
-          <w:tab w:val="left" w:pos="1440"/>
-        </w:tabs>
-        <w:spacing w:before="0" w:beforeAutospacing="1" w:after="0" w:afterAutospacing="1"/>
-        <w:ind w:left="2882" w:hanging="360"/>
-      </w:pPr>
-    </w:p>
-    <w:p>
-      <w:pPr>
-        <w:keepNext w:val="0"/>
-        <w:keepLines w:val="0"/>
-        <w:widowControl/>
-        <w:numPr>
-          <w:ilvl w:val="1"/>
-          <w:numId w:val="3"/>
-        </w:numPr>
-        <w:suppressLineNumbers w:val="0"/>
-        <w:tabs>
-          <w:tab w:val="left" w:pos="1440"/>
-        </w:tabs>
-        <w:spacing w:before="0" w:beforeAutospacing="1" w:after="0" w:afterAutospacing="1"/>
-        <w:ind w:left="2882" w:hanging="360"/>
-      </w:pPr>
-    </w:p>
-    <w:p>
-      <w:pPr>
-        <w:pStyle w:val="13"/>
-        <w:keepNext w:val="0"/>
-        <w:keepLines w:val="0"/>
-        <w:widowControl/>
-        <w:suppressLineNumbers w:val="0"/>
-        <w:ind w:left="1440"/>
-      </w:pPr>
-      <w:r>
-        <w:t xml:space="preserve">触发 </w:t>
-      </w:r>
-      <w:r>
-        <w:rPr>
-          <w:rStyle w:val="17"/>
-        </w:rPr>
-        <w:t>updateOrCreateCompositeEventByTrack</w:t>
-      </w:r>
-      <w:r>
-        <w:t>。</w:t>
-      </w:r>
-    </w:p>
-    <w:p>
-      <w:pPr>
-        <w:keepNext w:val="0"/>
-        <w:keepLines w:val="0"/>
-        <w:widowControl/>
-        <w:numPr>
-          <w:ilvl w:val="1"/>
-          <w:numId w:val="3"/>
-        </w:numPr>
-        <w:suppressLineNumbers w:val="0"/>
-        <w:tabs>
-          <w:tab w:val="left" w:pos="1440"/>
-        </w:tabs>
-        <w:spacing w:before="0" w:beforeAutospacing="1" w:after="0" w:afterAutospacing="1"/>
-        <w:ind w:left="2882" w:hanging="360"/>
-      </w:pPr>
-    </w:p>
-    <w:p>
-      <w:pPr>
-        <w:keepNext w:val="0"/>
-        <w:keepLines w:val="0"/>
-        <w:widowControl/>
-        <w:numPr>
-          <w:ilvl w:val="1"/>
-          <w:numId w:val="3"/>
-        </w:numPr>
-        <w:suppressLineNumbers w:val="0"/>
-        <w:tabs>
-          <w:tab w:val="left" w:pos="1440"/>
-        </w:tabs>
-        <w:spacing w:before="0" w:beforeAutospacing="1" w:after="0" w:afterAutospacing="1"/>
-        <w:ind w:left="2882" w:hanging="360"/>
-      </w:pPr>
-    </w:p>
-    <w:p>
-      <w:pPr>
-        <w:pStyle w:val="13"/>
-        <w:keepNext w:val="0"/>
-        <w:keepLines w:val="0"/>
-        <w:widowControl/>
-        <w:suppressLineNumbers w:val="0"/>
-        <w:ind w:left="1440"/>
-      </w:pPr>
-      <w:r>
-        <w:t>系统逻辑是：</w:t>
-      </w:r>
-      <w:r>
-        <w:rPr>
-          <w:b/>
-          <w:bCs/>
-        </w:rPr>
-        <w:t>删除旧事件 -&gt; 重新计算 -&gt; 插入新事件</w:t>
-      </w:r>
-      <w:r>
-        <w:t>。</w:t>
-      </w:r>
-    </w:p>
-    <w:p>
-      <w:pPr>
-        <w:keepNext w:val="0"/>
-        <w:keepLines w:val="0"/>
-        <w:widowControl/>
-        <w:numPr>
-          <w:ilvl w:val="1"/>
-          <w:numId w:val="3"/>
-        </w:numPr>
-        <w:suppressLineNumbers w:val="0"/>
-        <w:tabs>
-          <w:tab w:val="left" w:pos="1440"/>
-        </w:tabs>
-        <w:spacing w:before="0" w:beforeAutospacing="1" w:after="0" w:afterAutospacing="1"/>
-        <w:ind w:left="2882" w:hanging="360"/>
-      </w:pPr>
-    </w:p>
-    <w:p>
-      <w:pPr>
-        <w:keepNext w:val="0"/>
-        <w:keepLines w:val="0"/>
-        <w:widowControl/>
-        <w:numPr>
-          <w:ilvl w:val="0"/>
-          <w:numId w:val="2"/>
-        </w:numPr>
-        <w:suppressLineNumbers w:val="0"/>
-        <w:spacing w:before="0" w:beforeAutospacing="1" w:after="0" w:afterAutospacing="1"/>
-        <w:ind w:left="2882" w:hanging="360"/>
-      </w:pPr>
-    </w:p>
-    <w:p>
-      <w:pPr>
-        <w:pStyle w:val="13"/>
-        <w:keepNext w:val="0"/>
-        <w:keepLines w:val="0"/>
-        <w:widowControl/>
-        <w:suppressLineNumbers w:val="0"/>
-        <w:ind w:left="720"/>
-      </w:pPr>
-      <w:r>
-        <w:rPr>
-          <w:b/>
-          <w:bCs/>
-        </w:rPr>
-        <w:t>问题代码 (Line 598-601)</w:t>
-      </w:r>
-      <w:r>
-        <w:t>：</w:t>
+        <w:t>问题代码</w:t>
+      </w:r>
+      <w:r>
+        <w:t xml:space="preserve"> (</w:t>
+      </w:r>
+      <w:r>
+        <w:rPr>
+          <w:rStyle w:val="17"/>
+        </w:rPr>
+        <w:t>createCompositeEventFromTracks</w:t>
+      </w:r>
+      <w:r>
+        <w:t xml:space="preserve"> 方法):</w:t>
       </w:r>
     </w:p>
     <w:p>
@@ -1241,7 +1038,7 @@
         <w:t xml:space="preserve">); </w:t>
       </w:r>
       <w:r>
-        <w:t>// 未标注</w:t>
+        <w:t>// &lt;--- 强制重置为未标注</w:t>
       </w:r>
     </w:p>
     <w:p>
@@ -1252,6 +1049,9 @@
         <w:widowControl/>
         <w:suppressLineNumbers w:val="0"/>
         <w:ind w:left="720"/>
+        <w:rPr>
+          <w:rStyle w:val="17"/>
+        </w:rPr>
       </w:pPr>
       <w:r>
         <w:rPr>
@@ -1269,7 +1069,32 @@
         <w:t xml:space="preserve">); </w:t>
       </w:r>
       <w:r>
-        <w:t>// 行为原因为空</w:t>
+        <w:t>// &lt;--- 强制清空原因</w:t>
+      </w:r>
+    </w:p>
+    <w:p>
+      <w:pPr>
+        <w:pStyle w:val="12"/>
+        <w:keepNext w:val="0"/>
+        <w:keepLines w:val="0"/>
+        <w:widowControl/>
+        <w:suppressLineNumbers w:val="0"/>
+        <w:ind w:left="720"/>
+      </w:pPr>
+      <w:r>
+        <w:rPr>
+          <w:rStyle w:val="17"/>
+        </w:rPr>
+        <w:t>event.setRyxm(</w:t>
+      </w:r>
+      <w:r>
+        <w:t>null</w:t>
+      </w:r>
+      <w:r>
+        <w:rPr>
+          <w:rStyle w:val="17"/>
+        </w:rPr>
+        <w:t>);</w:t>
       </w:r>
     </w:p>
     <w:p>
@@ -1314,34 +1139,95 @@
           <w:b/>
           <w:bCs/>
         </w:rPr>
-        <w:t>后果</w:t>
-      </w:r>
-      <w:r>
-        <w:t>：虽然你的注释说是“避免带回旧数据”，但实际上这导致只要有新轨迹进来，</w:t>
-      </w:r>
+        <w:t>业务灾难场景</w:t>
+      </w:r>
+      <w:r>
+        <w:t>：</w:t>
+      </w:r>
+    </w:p>
+    <w:p>
+      <w:pPr>
+        <w:keepNext w:val="0"/>
+        <w:keepLines w:val="0"/>
+        <w:widowControl/>
+        <w:numPr>
+          <w:ilvl w:val="0"/>
+          <w:numId w:val="2"/>
+        </w:numPr>
+        <w:suppressLineNumbers w:val="0"/>
+        <w:spacing w:before="0" w:beforeAutospacing="1" w:after="0" w:afterAutospacing="1"/>
+        <w:ind w:left="1440" w:hanging="360"/>
+      </w:pPr>
+    </w:p>
+    <w:p>
+      <w:pPr>
+        <w:keepNext w:val="0"/>
+        <w:keepLines w:val="0"/>
+        <w:widowControl/>
+        <w:numPr>
+          <w:ilvl w:val="1"/>
+          <w:numId w:val="3"/>
+        </w:numPr>
+        <w:suppressLineNumbers w:val="0"/>
+        <w:tabs>
+          <w:tab w:val="left" w:pos="1440"/>
+        </w:tabs>
+        <w:spacing w:before="0" w:beforeAutospacing="1" w:after="0" w:afterAutospacing="1"/>
+        <w:ind w:left="2882" w:hanging="360"/>
+      </w:pPr>
+    </w:p>
+    <w:p>
+      <w:pPr>
+        <w:pStyle w:val="13"/>
+        <w:keepNext w:val="0"/>
+        <w:keepLines w:val="0"/>
+        <w:widowControl/>
+        <w:suppressLineNumbers w:val="0"/>
+        <w:ind w:left="1440"/>
+      </w:pPr>
       <w:r>
         <w:rPr>
           <w:b/>
           <w:bCs/>
         </w:rPr>
-        <w:t>已有的标注状态就会被重置为“未处理”</w:t>
-      </w:r>
-      <w:r>
-        <w:t>。用户刚标完，刷新一下页面，事件又变回“未处理”了。这在交付验收时属于严重的功能 Bug。</w:t>
-      </w:r>
-    </w:p>
-    <w:p>
-      <w:pPr>
-        <w:keepNext w:val="0"/>
-        <w:keepLines w:val="0"/>
-        <w:widowControl/>
-        <w:numPr>
-          <w:ilvl w:val="0"/>
-          <w:numId w:val="2"/>
-        </w:numPr>
-        <w:suppressLineNumbers w:val="0"/>
-        <w:spacing w:before="0" w:beforeAutospacing="1" w:after="0" w:afterAutospacing="1"/>
-        <w:ind w:left="1440" w:hanging="360"/>
+        <w:t>10:00:00</w:t>
+      </w:r>
+      <w:r>
+        <w:t xml:space="preserve"> 某人进入仓库，生成复合事件 A。</w:t>
+      </w:r>
+    </w:p>
+    <w:p>
+      <w:pPr>
+        <w:keepNext w:val="0"/>
+        <w:keepLines w:val="0"/>
+        <w:widowControl/>
+        <w:numPr>
+          <w:ilvl w:val="1"/>
+          <w:numId w:val="3"/>
+        </w:numPr>
+        <w:suppressLineNumbers w:val="0"/>
+        <w:tabs>
+          <w:tab w:val="left" w:pos="1440"/>
+        </w:tabs>
+        <w:spacing w:before="0" w:beforeAutospacing="1" w:after="0" w:afterAutospacing="1"/>
+        <w:ind w:left="2882" w:hanging="360"/>
+      </w:pPr>
+    </w:p>
+    <w:p>
+      <w:pPr>
+        <w:keepNext w:val="0"/>
+        <w:keepLines w:val="0"/>
+        <w:widowControl/>
+        <w:numPr>
+          <w:ilvl w:val="1"/>
+          <w:numId w:val="3"/>
+        </w:numPr>
+        <w:suppressLineNumbers w:val="0"/>
+        <w:tabs>
+          <w:tab w:val="left" w:pos="1440"/>
+        </w:tabs>
+        <w:spacing w:before="0" w:beforeAutospacing="1" w:after="0" w:afterAutospacing="1"/>
+        <w:ind w:left="2882" w:hanging="360"/>
       </w:pPr>
     </w:p>
     <w:p>
@@ -1351,35 +1237,312 @@
         <w:keepLines w:val="0"/>
         <w:widowControl/>
         <w:suppressLineNumbers w:val="0"/>
+        <w:ind w:left="1440"/>
       </w:pPr>
       <w:r>
         <w:rPr>
           <w:b/>
           <w:bCs/>
         </w:rPr>
-        <w:t>🔧 修正方案</w:t>
-      </w:r>
-      <w:r>
-        <w:t>： 在重新聚合事件时，必须检查参与聚合的轨迹（</w:t>
-      </w:r>
-      <w:r>
-        <w:rPr>
-          <w:rStyle w:val="17"/>
-        </w:rPr>
-        <w:t>tracks</w:t>
-      </w:r>
-      <w:r>
-        <w:t>）中是否已经包含标注信息。如果大部分轨迹已经是“已标注”状态，新的复合事件应该</w:t>
-      </w:r>
+        <w:t>10:00:30</w:t>
+      </w:r>
+      <w:r>
+        <w:t xml:space="preserve"> 管理员发现事件 A，标注为“正常入库”，填写备注“张三取货”。</w:t>
+      </w:r>
+    </w:p>
+    <w:p>
+      <w:pPr>
+        <w:keepNext w:val="0"/>
+        <w:keepLines w:val="0"/>
+        <w:widowControl/>
+        <w:numPr>
+          <w:ilvl w:val="1"/>
+          <w:numId w:val="3"/>
+        </w:numPr>
+        <w:suppressLineNumbers w:val="0"/>
+        <w:tabs>
+          <w:tab w:val="left" w:pos="1440"/>
+        </w:tabs>
+        <w:spacing w:before="0" w:beforeAutospacing="1" w:after="0" w:afterAutospacing="1"/>
+        <w:ind w:left="2882" w:hanging="360"/>
+      </w:pPr>
+    </w:p>
+    <w:p>
+      <w:pPr>
+        <w:keepNext w:val="0"/>
+        <w:keepLines w:val="0"/>
+        <w:widowControl/>
+        <w:numPr>
+          <w:ilvl w:val="1"/>
+          <w:numId w:val="3"/>
+        </w:numPr>
+        <w:suppressLineNumbers w:val="0"/>
+        <w:tabs>
+          <w:tab w:val="left" w:pos="1440"/>
+        </w:tabs>
+        <w:spacing w:before="0" w:beforeAutospacing="1" w:after="0" w:afterAutospacing="1"/>
+        <w:ind w:left="2882" w:hanging="360"/>
+      </w:pPr>
+    </w:p>
+    <w:p>
+      <w:pPr>
+        <w:pStyle w:val="13"/>
+        <w:keepNext w:val="0"/>
+        <w:keepLines w:val="0"/>
+        <w:widowControl/>
+        <w:suppressLineNumbers w:val="0"/>
+        <w:ind w:left="1440"/>
+      </w:pPr>
       <w:r>
         <w:rPr>
           <w:b/>
           <w:bCs/>
         </w:rPr>
-        <w:t>继承</w:t>
-      </w:r>
-      <w:r>
-        <w:t>这些信息。</w:t>
+        <w:t>10:00:35</w:t>
+      </w:r>
+      <w:r>
+        <w:t xml:space="preserve"> 该人员还在仓库移动，摄像头抓拍了新的一条轨迹。</w:t>
+      </w:r>
+    </w:p>
+    <w:p>
+      <w:pPr>
+        <w:keepNext w:val="0"/>
+        <w:keepLines w:val="0"/>
+        <w:widowControl/>
+        <w:numPr>
+          <w:ilvl w:val="1"/>
+          <w:numId w:val="3"/>
+        </w:numPr>
+        <w:suppressLineNumbers w:val="0"/>
+        <w:tabs>
+          <w:tab w:val="left" w:pos="1440"/>
+        </w:tabs>
+        <w:spacing w:before="0" w:beforeAutospacing="1" w:after="0" w:afterAutospacing="1"/>
+        <w:ind w:left="2882" w:hanging="360"/>
+      </w:pPr>
+    </w:p>
+    <w:p>
+      <w:pPr>
+        <w:keepNext w:val="0"/>
+        <w:keepLines w:val="0"/>
+        <w:widowControl/>
+        <w:numPr>
+          <w:ilvl w:val="1"/>
+          <w:numId w:val="3"/>
+        </w:numPr>
+        <w:suppressLineNumbers w:val="0"/>
+        <w:tabs>
+          <w:tab w:val="left" w:pos="1440"/>
+        </w:tabs>
+        <w:spacing w:before="0" w:beforeAutospacing="1" w:after="0" w:afterAutospacing="1"/>
+        <w:ind w:left="2882" w:hanging="360"/>
+      </w:pPr>
+    </w:p>
+    <w:p>
+      <w:pPr>
+        <w:pStyle w:val="13"/>
+        <w:keepNext w:val="0"/>
+        <w:keepLines w:val="0"/>
+        <w:widowControl/>
+        <w:suppressLineNumbers w:val="0"/>
+        <w:ind w:left="1440"/>
+      </w:pPr>
+      <w:r>
+        <w:t xml:space="preserve">系统触发 </w:t>
+      </w:r>
+      <w:r>
+        <w:rPr>
+          <w:rStyle w:val="17"/>
+        </w:rPr>
+        <w:t>updateOrCreate</w:t>
+      </w:r>
+      <w:r>
+        <w:t xml:space="preserve"> -&gt; 查出所有轨迹 -&gt; </w:t>
+      </w:r>
+      <w:r>
+        <w:rPr>
+          <w:b/>
+          <w:bCs/>
+        </w:rPr>
+        <w:t>删除旧事件 A</w:t>
+      </w:r>
+      <w:r>
+        <w:t xml:space="preserve"> -&gt; 生成新事件 B。</w:t>
+      </w:r>
+    </w:p>
+    <w:p>
+      <w:pPr>
+        <w:keepNext w:val="0"/>
+        <w:keepLines w:val="0"/>
+        <w:widowControl/>
+        <w:numPr>
+          <w:ilvl w:val="1"/>
+          <w:numId w:val="3"/>
+        </w:numPr>
+        <w:suppressLineNumbers w:val="0"/>
+        <w:tabs>
+          <w:tab w:val="left" w:pos="1440"/>
+        </w:tabs>
+        <w:spacing w:before="0" w:beforeAutospacing="1" w:after="0" w:afterAutospacing="1"/>
+        <w:ind w:left="2882" w:hanging="360"/>
+      </w:pPr>
+    </w:p>
+    <w:p>
+      <w:pPr>
+        <w:keepNext w:val="0"/>
+        <w:keepLines w:val="0"/>
+        <w:widowControl/>
+        <w:numPr>
+          <w:ilvl w:val="1"/>
+          <w:numId w:val="3"/>
+        </w:numPr>
+        <w:suppressLineNumbers w:val="0"/>
+        <w:tabs>
+          <w:tab w:val="left" w:pos="1440"/>
+        </w:tabs>
+        <w:spacing w:before="0" w:beforeAutospacing="1" w:after="0" w:afterAutospacing="1"/>
+        <w:ind w:left="2882" w:hanging="360"/>
+      </w:pPr>
+    </w:p>
+    <w:p>
+      <w:pPr>
+        <w:pStyle w:val="13"/>
+        <w:keepNext w:val="0"/>
+        <w:keepLines w:val="0"/>
+        <w:widowControl/>
+        <w:suppressLineNumbers w:val="0"/>
+        <w:ind w:left="1440"/>
+      </w:pPr>
+      <w:r>
+        <w:t>新事件 B 执行了上面的代码：</w:t>
+      </w:r>
+      <w:r>
+        <w:rPr>
+          <w:rStyle w:val="17"/>
+        </w:rPr>
+        <w:t>bzzt</w:t>
+      </w:r>
+      <w:r>
+        <w:t xml:space="preserve"> 被设为 "0"，备注被清空。</w:t>
+      </w:r>
+    </w:p>
+    <w:p>
+      <w:pPr>
+        <w:keepNext w:val="0"/>
+        <w:keepLines w:val="0"/>
+        <w:widowControl/>
+        <w:numPr>
+          <w:ilvl w:val="1"/>
+          <w:numId w:val="3"/>
+        </w:numPr>
+        <w:suppressLineNumbers w:val="0"/>
+        <w:tabs>
+          <w:tab w:val="left" w:pos="1440"/>
+        </w:tabs>
+        <w:spacing w:before="0" w:beforeAutospacing="1" w:after="0" w:afterAutospacing="1"/>
+        <w:ind w:left="2882" w:hanging="360"/>
+      </w:pPr>
+    </w:p>
+    <w:p>
+      <w:pPr>
+        <w:keepNext w:val="0"/>
+        <w:keepLines w:val="0"/>
+        <w:widowControl/>
+        <w:numPr>
+          <w:ilvl w:val="1"/>
+          <w:numId w:val="3"/>
+        </w:numPr>
+        <w:suppressLineNumbers w:val="0"/>
+        <w:tabs>
+          <w:tab w:val="left" w:pos="1440"/>
+        </w:tabs>
+        <w:spacing w:before="0" w:beforeAutospacing="1" w:after="0" w:afterAutospacing="1"/>
+        <w:ind w:left="2882" w:hanging="360"/>
+      </w:pPr>
+    </w:p>
+    <w:p>
+      <w:pPr>
+        <w:pStyle w:val="13"/>
+        <w:keepNext w:val="0"/>
+        <w:keepLines w:val="0"/>
+        <w:widowControl/>
+        <w:suppressLineNumbers w:val="0"/>
+        <w:ind w:left="1440"/>
+      </w:pPr>
+      <w:r>
+        <w:rPr>
+          <w:b/>
+          <w:bCs/>
+        </w:rPr>
+        <w:t>结果</w:t>
+      </w:r>
+      <w:r>
+        <w:t>：管理员刷新页面，发现自己刚写的标注</w:t>
+      </w:r>
+      <w:r>
+        <w:rPr>
+          <w:b/>
+          <w:bCs/>
+        </w:rPr>
+        <w:t>凭空消失了</w:t>
+      </w:r>
+      <w:r>
+        <w:t>。</w:t>
+      </w:r>
+    </w:p>
+    <w:p>
+      <w:pPr>
+        <w:keepNext w:val="0"/>
+        <w:keepLines w:val="0"/>
+        <w:widowControl/>
+        <w:numPr>
+          <w:ilvl w:val="1"/>
+          <w:numId w:val="3"/>
+        </w:numPr>
+        <w:suppressLineNumbers w:val="0"/>
+        <w:tabs>
+          <w:tab w:val="left" w:pos="1440"/>
+        </w:tabs>
+        <w:spacing w:before="0" w:beforeAutospacing="1" w:after="0" w:afterAutospacing="1"/>
+        <w:ind w:left="2882" w:hanging="360"/>
+      </w:pPr>
+    </w:p>
+    <w:p>
+      <w:pPr>
+        <w:pStyle w:val="13"/>
+        <w:keepNext w:val="0"/>
+        <w:keepLines w:val="0"/>
+        <w:widowControl/>
+        <w:suppressLineNumbers w:val="0"/>
+      </w:pPr>
+      <w:r>
+        <w:rPr>
+          <w:b/>
+          <w:bCs/>
+        </w:rPr>
+        <w:t>🔧 交付级修正方案：</w:t>
+      </w:r>
+      <w:r>
+        <w:t xml:space="preserve"> 在生成新事件前，必须检查参与聚合的轨迹是否</w:t>
+      </w:r>
+      <w:r>
+        <w:rPr>
+          <w:b/>
+          <w:bCs/>
+        </w:rPr>
+        <w:t>已经</w:t>
+      </w:r>
+      <w:r>
+        <w:t xml:space="preserve">包含了标注信息（因为你的 </w:t>
+      </w:r>
+      <w:r>
+        <w:rPr>
+          <w:rStyle w:val="17"/>
+        </w:rPr>
+        <w:t>annotateCompositeEvent</w:t>
+      </w:r>
+      <w:r>
+        <w:t xml:space="preserve"> 会同步更新轨迹表）。</w:t>
       </w:r>
     </w:p>
     <w:p>
@@ -1414,25 +1577,7 @@
         </w:rPr>
       </w:pPr>
       <w:r>
-        <w:t>// 修正逻辑建议boolean</w:t>
-      </w:r>
-      <w:r>
-        <w:rPr>
-          <w:rStyle w:val="17"/>
-        </w:rPr>
-        <w:t xml:space="preserve"> hasAnnotation = </w:t>
-      </w:r>
-      <w:r>
-        <w:t>false</w:t>
-      </w:r>
-      <w:r>
-        <w:rPr>
-          <w:rStyle w:val="17"/>
-        </w:rPr>
-        <w:t>;</w:t>
-      </w:r>
-      <w:r>
-        <w:t>for</w:t>
+        <w:t>// 在 createCompositeEventFromTracks 方法内部修复：// 尝试从轨迹中继承标注信息for</w:t>
       </w:r>
       <w:r>
         <w:rPr>
@@ -1555,10 +1700,82 @@
         <w:rPr>
           <w:rStyle w:val="17"/>
         </w:rPr>
+        <w:t xml:space="preserve">        event.setWlry(t.getWlry());</w:t>
+      </w:r>
+    </w:p>
+    <w:p>
+      <w:pPr>
+        <w:pStyle w:val="12"/>
+        <w:keepNext w:val="0"/>
+        <w:keepLines w:val="0"/>
+        <w:widowControl/>
+        <w:suppressLineNumbers w:val="0"/>
+        <w:rPr>
+          <w:rStyle w:val="17"/>
+        </w:rPr>
+      </w:pPr>
+      <w:r>
+        <w:rPr>
+          <w:rStyle w:val="17"/>
+        </w:rPr>
+        <w:t xml:space="preserve">        event.setRemark(t.getRemark());</w:t>
+      </w:r>
+    </w:p>
+    <w:p>
+      <w:pPr>
+        <w:pStyle w:val="12"/>
+        <w:keepNext w:val="0"/>
+        <w:keepLines w:val="0"/>
+        <w:widowControl/>
+        <w:suppressLineNumbers w:val="0"/>
+        <w:rPr>
+          <w:rStyle w:val="17"/>
+        </w:rPr>
+      </w:pPr>
+      <w:r>
+        <w:rPr>
+          <w:rStyle w:val="17"/>
+        </w:rPr>
+        <w:t xml:space="preserve">        event.setProcessStatus(</w:t>
+      </w:r>
+      <w:r>
+        <w:t>"已完成"</w:t>
+      </w:r>
+      <w:r>
+        <w:rPr>
+          <w:rStyle w:val="17"/>
+        </w:rPr>
+        <w:t>);</w:t>
+      </w:r>
+    </w:p>
+    <w:p>
+      <w:pPr>
+        <w:pStyle w:val="12"/>
+        <w:keepNext w:val="0"/>
+        <w:keepLines w:val="0"/>
+        <w:widowControl/>
+        <w:suppressLineNumbers w:val="0"/>
+        <w:rPr>
+          <w:rStyle w:val="17"/>
+        </w:rPr>
+      </w:pPr>
+      <w:r>
+        <w:rPr>
+          <w:rStyle w:val="17"/>
+        </w:rPr>
         <w:t xml:space="preserve">        </w:t>
       </w:r>
       <w:r>
-        <w:t>// ... 继承其他字段</w:t>
+        <w:t>break</w:t>
+      </w:r>
+      <w:r>
+        <w:rPr>
+          <w:rStyle w:val="17"/>
+        </w:rPr>
+        <w:t xml:space="preserve">; </w:t>
+      </w:r>
+      <w:r>
+        <w:t>// 只要发现有轨迹被标过，就继承这个标注</w:t>
       </w:r>
     </w:p>
     <w:p>
@@ -1576,16 +1793,7 @@
         <w:rPr>
           <w:rStyle w:val="17"/>
         </w:rPr>
-        <w:t xml:space="preserve">        hasAnnotation = </w:t>
-      </w:r>
-      <w:r>
-        <w:t>true</w:t>
-      </w:r>
-      <w:r>
-        <w:rPr>
-          <w:rStyle w:val="17"/>
-        </w:rPr>
-        <w:t>;</w:t>
+        <w:t xml:space="preserve">    }</w:t>
       </w:r>
     </w:p>
     <w:p>
@@ -1595,57 +1803,6 @@
         <w:keepLines w:val="0"/>
         <w:widowControl/>
         <w:suppressLineNumbers w:val="0"/>
-        <w:rPr>
-          <w:rStyle w:val="17"/>
-        </w:rPr>
-      </w:pPr>
-      <w:r>
-        <w:rPr>
-          <w:rStyle w:val="17"/>
-        </w:rPr>
-        <w:t xml:space="preserve">        </w:t>
-      </w:r>
-      <w:r>
-        <w:t>break</w:t>
-      </w:r>
-      <w:r>
-        <w:rPr>
-          <w:rStyle w:val="17"/>
-        </w:rPr>
-        <w:t xml:space="preserve">; </w:t>
-      </w:r>
-      <w:r>
-        <w:t>// 只要发现已标注，就继承</w:t>
-      </w:r>
-    </w:p>
-    <w:p>
-      <w:pPr>
-        <w:pStyle w:val="12"/>
-        <w:keepNext w:val="0"/>
-        <w:keepLines w:val="0"/>
-        <w:widowControl/>
-        <w:suppressLineNumbers w:val="0"/>
-        <w:rPr>
-          <w:rStyle w:val="17"/>
-        </w:rPr>
-      </w:pPr>
-      <w:r>
-        <w:rPr>
-          <w:rStyle w:val="17"/>
-        </w:rPr>
-        <w:t xml:space="preserve">    }</w:t>
-      </w:r>
-    </w:p>
-    <w:p>
-      <w:pPr>
-        <w:pStyle w:val="12"/>
-        <w:keepNext w:val="0"/>
-        <w:keepLines w:val="0"/>
-        <w:widowControl/>
-        <w:suppressLineNumbers w:val="0"/>
-        <w:rPr>
-          <w:rStyle w:val="17"/>
-        </w:rPr>
       </w:pPr>
       <w:r>
         <w:rPr>
@@ -1653,59 +1810,26 @@
         </w:rPr>
         <w:t>}</w:t>
       </w:r>
-      <w:r>
-        <w:t>if</w:t>
-      </w:r>
-      <w:r>
-        <w:rPr>
-          <w:rStyle w:val="17"/>
-        </w:rPr>
-        <w:t xml:space="preserve"> (!hasAnnotation) {</w:t>
-      </w:r>
-    </w:p>
-    <w:p>
-      <w:pPr>
-        <w:pStyle w:val="12"/>
-        <w:keepNext w:val="0"/>
-        <w:keepLines w:val="0"/>
-        <w:widowControl/>
-        <w:suppressLineNumbers w:val="0"/>
-        <w:rPr>
-          <w:rStyle w:val="17"/>
-        </w:rPr>
-      </w:pPr>
-      <w:r>
-        <w:rPr>
-          <w:rStyle w:val="17"/>
-        </w:rPr>
-        <w:t xml:space="preserve">    event.setBzzt(</w:t>
-      </w:r>
-      <w:r>
-        <w:t>"0"</w:t>
-      </w:r>
-      <w:r>
-        <w:rPr>
-          <w:rStyle w:val="17"/>
-        </w:rPr>
-        <w:t xml:space="preserve">); </w:t>
-      </w:r>
-      <w:r>
-        <w:t>// 确实没标过才设为0</w:t>
-      </w:r>
-    </w:p>
-    <w:p>
-      <w:pPr>
-        <w:pStyle w:val="12"/>
-        <w:keepNext w:val="0"/>
-        <w:keepLines w:val="0"/>
-        <w:widowControl/>
-        <w:suppressLineNumbers w:val="0"/>
-      </w:pPr>
-      <w:r>
-        <w:rPr>
-          <w:rStyle w:val="17"/>
-        </w:rPr>
-        <w:t>}</w:t>
+    </w:p>
+    <w:p>
+      <w:pPr>
+        <w:keepNext w:val="0"/>
+        <w:keepLines w:val="0"/>
+        <w:widowControl/>
+        <w:suppressLineNumbers w:val="0"/>
+      </w:pPr>
+      <w:r>
+        <w:pict>
+          <v:rect id="_x0000_i1026" o:spt="1" style="height:1.5pt;width:432pt;" fillcolor="#A0A0A0" filled="t" stroked="f" coordsize="21600,21600" o:hr="t" o:hrstd="t" o:hralign="center">
+            <v:path/>
+            <v:fill on="t" focussize="0,0"/>
+            <v:stroke on="f"/>
+            <v:imagedata o:title=""/>
+            <o:lock v:ext="edit"/>
+            <w10:wrap type="none"/>
+            <w10:anchorlock/>
+          </v:rect>
+        </w:pict>
       </w:r>
     </w:p>
     <w:p>
@@ -1717,8 +1841,34 @@
         <w:suppressLineNumbers w:val="0"/>
       </w:pPr>
       <w:r>
-        <w:t>总结</w:t>
-      </w:r>
+        <w:t>⚠️ 重大性能隐患 (Major)</w:t>
+      </w:r>
+    </w:p>
+    <w:p>
+      <w:pPr>
+        <w:pStyle w:val="5"/>
+        <w:keepNext w:val="0"/>
+        <w:keepLines w:val="0"/>
+        <w:widowControl/>
+        <w:suppressLineNumbers w:val="0"/>
+      </w:pPr>
+      <w:r>
+        <w:t>1. 每次写入引发全量扫描（读写放大）</w:t>
+      </w:r>
+    </w:p>
+    <w:p>
+      <w:pPr>
+        <w:keepNext w:val="0"/>
+        <w:keepLines w:val="0"/>
+        <w:widowControl/>
+        <w:numPr>
+          <w:ilvl w:val="0"/>
+          <w:numId w:val="4"/>
+        </w:numPr>
+        <w:suppressLineNumbers w:val="0"/>
+        <w:spacing w:before="0" w:beforeAutospacing="1" w:after="0" w:afterAutospacing="1"/>
+        <w:ind w:left="2882" w:hanging="360"/>
+      </w:pPr>
     </w:p>
     <w:p>
       <w:pPr>
@@ -1727,29 +1877,244 @@
         <w:keepLines w:val="0"/>
         <w:widowControl/>
         <w:suppressLineNumbers w:val="0"/>
-      </w:pPr>
-      <w:r>
-        <w:t>新版程序代码规范性提升很大，但</w:t>
-      </w:r>
+        <w:ind w:left="720"/>
+      </w:pPr>
       <w:r>
         <w:rPr>
           <w:b/>
           <w:bCs/>
         </w:rPr>
-        <w:t>并发控制的粒度</w:t>
-      </w:r>
-      <w:r>
-        <w:t>和</w:t>
-      </w:r>
+        <w:t>代码</w:t>
+      </w:r>
+      <w:r>
+        <w:t>：</w:t>
+      </w:r>
+    </w:p>
+    <w:p>
+      <w:pPr>
+        <w:keepNext w:val="0"/>
+        <w:keepLines w:val="0"/>
+        <w:widowControl/>
+        <w:numPr>
+          <w:ilvl w:val="0"/>
+          <w:numId w:val="4"/>
+        </w:numPr>
+        <w:suppressLineNumbers w:val="0"/>
+        <w:spacing w:before="0" w:beforeAutospacing="1" w:after="0" w:afterAutospacing="1"/>
+        <w:ind w:left="2882" w:hanging="360"/>
+      </w:pPr>
+    </w:p>
+    <w:p>
+      <w:pPr>
+        <w:keepNext w:val="0"/>
+        <w:keepLines w:val="0"/>
+        <w:widowControl/>
+        <w:suppressLineNumbers w:val="0"/>
+        <w:ind w:left="720"/>
+        <w:jc w:val="left"/>
+      </w:pPr>
+      <w:r>
+        <w:rPr>
+          <w:rFonts w:ascii="宋体" w:hAnsi="宋体" w:eastAsia="宋体" w:cs="宋体"/>
+          <w:kern w:val="0"/>
+          <w:sz w:val="24"/>
+          <w:szCs w:val="24"/>
+          <w:lang w:val="en-US" w:eastAsia="zh-CN" w:bidi="ar"/>
+          <w14:ligatures w14:val="standardContextual"/>
+        </w:rPr>
+        <w:t>Java</w:t>
+      </w:r>
+    </w:p>
+    <w:p>
+      <w:pPr>
+        <w:keepNext w:val="0"/>
+        <w:keepLines w:val="0"/>
+        <w:widowControl/>
+        <w:numPr>
+          <w:ilvl w:val="0"/>
+          <w:numId w:val="4"/>
+        </w:numPr>
+        <w:suppressLineNumbers w:val="0"/>
+        <w:spacing w:before="0" w:beforeAutospacing="1" w:after="0" w:afterAutospacing="1"/>
+        <w:ind w:left="2882" w:hanging="360"/>
+      </w:pPr>
+    </w:p>
+    <w:p>
+      <w:pPr>
+        <w:pStyle w:val="12"/>
+        <w:keepNext w:val="0"/>
+        <w:keepLines w:val="0"/>
+        <w:widowControl/>
+        <w:suppressLineNumbers w:val="0"/>
+        <w:ind w:left="720"/>
+        <w:rPr>
+          <w:rStyle w:val="17"/>
+        </w:rPr>
+      </w:pPr>
+      <w:r>
+        <w:t>// 前后各扩展1小时</w:t>
+      </w:r>
+    </w:p>
+    <w:p>
+      <w:pPr>
+        <w:pStyle w:val="12"/>
+        <w:keepNext w:val="0"/>
+        <w:keepLines w:val="0"/>
+        <w:widowControl/>
+        <w:suppressLineNumbers w:val="0"/>
+        <w:ind w:left="720"/>
+        <w:rPr>
+          <w:rStyle w:val="17"/>
+        </w:rPr>
+      </w:pPr>
+      <w:r>
+        <w:rPr>
+          <w:rStyle w:val="17"/>
+        </w:rPr>
+        <w:t>cal.add(Calendar.HOUR, -</w:t>
+      </w:r>
+      <w:r>
+        <w:t>1</w:t>
+      </w:r>
+      <w:r>
+        <w:rPr>
+          <w:rStyle w:val="17"/>
+        </w:rPr>
+        <w:t>);</w:t>
+      </w:r>
+    </w:p>
+    <w:p>
+      <w:pPr>
+        <w:pStyle w:val="12"/>
+        <w:keepNext w:val="0"/>
+        <w:keepLines w:val="0"/>
+        <w:widowControl/>
+        <w:suppressLineNumbers w:val="0"/>
+        <w:ind w:left="720"/>
+        <w:rPr>
+          <w:rStyle w:val="17"/>
+        </w:rPr>
+      </w:pPr>
+      <w:r>
+        <w:rPr>
+          <w:rStyle w:val="17"/>
+        </w:rPr>
+        <w:t>...</w:t>
+      </w:r>
+    </w:p>
+    <w:p>
+      <w:pPr>
+        <w:pStyle w:val="12"/>
+        <w:keepNext w:val="0"/>
+        <w:keepLines w:val="0"/>
+        <w:widowControl/>
+        <w:suppressLineNumbers w:val="0"/>
+        <w:ind w:left="720"/>
+        <w:rPr>
+          <w:rStyle w:val="17"/>
+        </w:rPr>
+      </w:pPr>
+      <w:r>
+        <w:rPr>
+          <w:rStyle w:val="17"/>
+        </w:rPr>
+        <w:t xml:space="preserve">cal.add(Calendar.HOUR, </w:t>
+      </w:r>
+      <w:r>
+        <w:t>1</w:t>
+      </w:r>
+      <w:r>
+        <w:rPr>
+          <w:rStyle w:val="17"/>
+        </w:rPr>
+        <w:t>);</w:t>
+      </w:r>
+      <w:r>
+        <w:t>// 查询该时间窗口内的所有轨迹</w:t>
+      </w:r>
+    </w:p>
+    <w:p>
+      <w:pPr>
+        <w:pStyle w:val="12"/>
+        <w:keepNext w:val="0"/>
+        <w:keepLines w:val="0"/>
+        <w:widowControl/>
+        <w:suppressLineNumbers w:val="0"/>
+        <w:ind w:left="720"/>
+      </w:pPr>
+      <w:r>
+        <w:rPr>
+          <w:rStyle w:val="17"/>
+        </w:rPr>
+        <w:t>List&lt;SacwHdgj&gt; windowTracks = sacwHdgjMapper.selectAllSacwHdgjForComposite(queryParam);</w:t>
+      </w:r>
+    </w:p>
+    <w:p>
+      <w:pPr>
+        <w:keepNext w:val="0"/>
+        <w:keepLines w:val="0"/>
+        <w:widowControl/>
+        <w:numPr>
+          <w:ilvl w:val="0"/>
+          <w:numId w:val="4"/>
+        </w:numPr>
+        <w:suppressLineNumbers w:val="0"/>
+        <w:spacing w:before="0" w:beforeAutospacing="1" w:after="0" w:afterAutospacing="1"/>
+        <w:ind w:left="2882" w:hanging="360"/>
+      </w:pPr>
+    </w:p>
+    <w:p>
+      <w:pPr>
+        <w:keepNext w:val="0"/>
+        <w:keepLines w:val="0"/>
+        <w:widowControl/>
+        <w:numPr>
+          <w:ilvl w:val="0"/>
+          <w:numId w:val="4"/>
+        </w:numPr>
+        <w:suppressLineNumbers w:val="0"/>
+        <w:spacing w:before="0" w:beforeAutospacing="1" w:after="0" w:afterAutospacing="1"/>
+        <w:ind w:left="1440" w:hanging="360"/>
+      </w:pPr>
+    </w:p>
+    <w:p>
+      <w:pPr>
+        <w:pStyle w:val="13"/>
+        <w:keepNext w:val="0"/>
+        <w:keepLines w:val="0"/>
+        <w:widowControl/>
+        <w:suppressLineNumbers w:val="0"/>
+        <w:ind w:left="720"/>
+      </w:pPr>
       <w:r>
         <w:rPr>
           <w:b/>
           <w:bCs/>
         </w:rPr>
-        <w:t>业务状态的继承逻辑</w:t>
-      </w:r>
-      <w:r>
-        <w:t>是两个硬伤。</w:t>
+        <w:t>隐患</w:t>
+      </w:r>
+      <w:r>
+        <w:t xml:space="preserve">：每当摄像头写入 </w:t>
+      </w:r>
+      <w:r>
+        <w:rPr>
+          <w:b/>
+          <w:bCs/>
+        </w:rPr>
+        <w:t>1条</w:t>
+      </w:r>
+      <w:r>
+        <w:t xml:space="preserve"> 轨迹，系统就会去数据库捞出前后 </w:t>
+      </w:r>
+      <w:r>
+        <w:rPr>
+          <w:b/>
+          <w:bCs/>
+        </w:rPr>
+        <w:t>2小时</w:t>
+      </w:r>
+      <w:r>
+        <w:t xml:space="preserve"> 内的所有轨迹（假设有 5000 条），然后在内存里重新计算一遍，再把受影响的事件删掉重写。</w:t>
       </w:r>
     </w:p>
     <w:p>
@@ -1768,6 +2133,20 @@
     </w:p>
     <w:p>
       <w:pPr>
+        <w:keepNext w:val="0"/>
+        <w:keepLines w:val="0"/>
+        <w:widowControl/>
+        <w:numPr>
+          <w:ilvl w:val="0"/>
+          <w:numId w:val="4"/>
+        </w:numPr>
+        <w:suppressLineNumbers w:val="0"/>
+        <w:spacing w:before="0" w:beforeAutospacing="1" w:after="0" w:afterAutospacing="1"/>
+        <w:ind w:left="1440" w:hanging="360"/>
+      </w:pPr>
+    </w:p>
+    <w:p>
+      <w:pPr>
         <w:pStyle w:val="13"/>
         <w:keepNext w:val="0"/>
         <w:keepLines w:val="0"/>
@@ -1780,38 +2159,58 @@
           <w:b/>
           <w:bCs/>
         </w:rPr>
-        <w:t>并发问题</w:t>
-      </w:r>
-      <w:r>
-        <w:t xml:space="preserve">：目前的 </w:t>
-      </w:r>
-      <w:r>
-        <w:rPr>
-          <w:rStyle w:val="17"/>
-        </w:rPr>
-        <w:t>synchronized</w:t>
-      </w:r>
-      <w:r>
-        <w:t xml:space="preserve"> 加在 </w:t>
-      </w:r>
-      <w:r>
-        <w:rPr>
-          <w:rStyle w:val="17"/>
-        </w:rPr>
-        <w:t>@Transactional</w:t>
-      </w:r>
-      <w:r>
-        <w:t xml:space="preserve"> 方法上是</w:t>
-      </w:r>
+        <w:t>后果</w:t>
+      </w:r>
+      <w:r>
+        <w:t>：如果系统接了 100 个摄像头，每秒写入 100 条数据，数据库的 CPU 会瞬间飙升到 100%，因为读写放大倍数太高（写1条引发读5000条+删写N条）。</w:t>
+      </w:r>
+    </w:p>
+    <w:p>
+      <w:pPr>
+        <w:keepNext w:val="0"/>
+        <w:keepLines w:val="0"/>
+        <w:widowControl/>
+        <w:numPr>
+          <w:ilvl w:val="0"/>
+          <w:numId w:val="4"/>
+        </w:numPr>
+        <w:suppressLineNumbers w:val="0"/>
+        <w:spacing w:before="0" w:beforeAutospacing="1" w:after="0" w:afterAutospacing="1"/>
+        <w:ind w:left="1440" w:hanging="360"/>
+      </w:pPr>
+    </w:p>
+    <w:p>
+      <w:pPr>
+        <w:keepNext w:val="0"/>
+        <w:keepLines w:val="0"/>
+        <w:widowControl/>
+        <w:numPr>
+          <w:ilvl w:val="0"/>
+          <w:numId w:val="4"/>
+        </w:numPr>
+        <w:suppressLineNumbers w:val="0"/>
+        <w:spacing w:before="0" w:beforeAutospacing="1" w:after="0" w:afterAutospacing="1"/>
+        <w:ind w:left="1440" w:hanging="360"/>
+      </w:pPr>
+    </w:p>
+    <w:p>
+      <w:pPr>
+        <w:pStyle w:val="13"/>
+        <w:keepNext w:val="0"/>
+        <w:keepLines w:val="0"/>
+        <w:widowControl/>
+        <w:suppressLineNumbers w:val="0"/>
+        <w:ind w:left="720"/>
+      </w:pPr>
       <w:r>
         <w:rPr>
           <w:b/>
           <w:bCs/>
         </w:rPr>
-        <w:t>无效防护</w:t>
-      </w:r>
-      <w:r>
-        <w:t>（针对数据库一致性而言）。</w:t>
+        <w:t>建议</w:t>
+      </w:r>
+      <w:r>
+        <w:t>：这属于算法层面的优化，交付初期如果数据量不大暂且能跑，但必须知晓这是一个性能炸弹。</w:t>
       </w:r>
     </w:p>
     <w:p>
@@ -1827,76 +2226,6 @@
         <w:spacing w:before="0" w:beforeAutospacing="1" w:after="0" w:afterAutospacing="1"/>
         <w:ind w:left="1440" w:hanging="360"/>
       </w:pPr>
-    </w:p>
-    <w:p>
-      <w:pPr>
-        <w:keepNext w:val="0"/>
-        <w:keepLines w:val="0"/>
-        <w:widowControl/>
-        <w:numPr>
-          <w:ilvl w:val="0"/>
-          <w:numId w:val="4"/>
-        </w:numPr>
-        <w:suppressLineNumbers w:val="0"/>
-        <w:spacing w:before="0" w:beforeAutospacing="1" w:after="0" w:afterAutospacing="1"/>
-        <w:ind w:left="1440" w:hanging="360"/>
-      </w:pPr>
-    </w:p>
-    <w:p>
-      <w:pPr>
-        <w:pStyle w:val="13"/>
-        <w:keepNext w:val="0"/>
-        <w:keepLines w:val="0"/>
-        <w:widowControl/>
-        <w:suppressLineNumbers w:val="0"/>
-        <w:ind w:left="720"/>
-      </w:pPr>
-      <w:r>
-        <w:rPr>
-          <w:b/>
-          <w:bCs/>
-        </w:rPr>
-        <w:t>数据丢失</w:t>
-      </w:r>
-      <w:r>
-        <w:t>：目前的重算逻辑会</w:t>
-      </w:r>
-      <w:r>
-        <w:rPr>
-          <w:b/>
-          <w:bCs/>
-        </w:rPr>
-        <w:t>丢弃人工标注结果</w:t>
-      </w:r>
-      <w:r>
-        <w:t>。</w:t>
-      </w:r>
-    </w:p>
-    <w:p>
-      <w:pPr>
-        <w:keepNext w:val="0"/>
-        <w:keepLines w:val="0"/>
-        <w:widowControl/>
-        <w:numPr>
-          <w:ilvl w:val="0"/>
-          <w:numId w:val="4"/>
-        </w:numPr>
-        <w:suppressLineNumbers w:val="0"/>
-        <w:spacing w:before="0" w:beforeAutospacing="1" w:after="0" w:afterAutospacing="1"/>
-        <w:ind w:left="1440" w:hanging="360"/>
-      </w:pPr>
-    </w:p>
-    <w:p>
-      <w:pPr>
-        <w:pStyle w:val="13"/>
-        <w:keepNext w:val="0"/>
-        <w:keepLines w:val="0"/>
-        <w:widowControl/>
-        <w:suppressLineNumbers w:val="0"/>
-      </w:pPr>
-      <w:r>
-        <w:t>请务必针对以上两点进行修改，才能达到交付标准。</w:t>
-      </w:r>
     </w:p>
     <w:p>
       <w:bookmarkStart w:id="0" w:name="_GoBack"/>
@@ -1965,158 +2294,9 @@
 <file path=word/numbering.xml><?xml version="1.0" encoding="utf-8"?>
 <w:numbering xmlns:wpc="http://schemas.microsoft.com/office/word/2010/wordprocessingCanvas" xmlns:mc="http://schemas.openxmlformats.org/markup-compatibility/2006" xmlns:o="urn:schemas-microsoft-com:office:office" xmlns:r="http://schemas.openxmlformats.org/officeDocument/2006/relationships" xmlns:m="http://schemas.openxmlformats.org/officeDocument/2006/math" xmlns:v="urn:schemas-microsoft-com:vml" xmlns:wp14="http://schemas.microsoft.com/office/word/2010/wordprocessingDrawing" xmlns:wp="http://schemas.openxmlformats.org/drawingml/2006/wordprocessingDrawing" xmlns:w10="urn:schemas-microsoft-com:office:word" xmlns:w="http://schemas.openxmlformats.org/wordprocessingml/2006/main" xmlns:w14="http://schemas.microsoft.com/office/word/2010/wordml" xmlns:wpg="http://schemas.microsoft.com/office/word/2010/wordprocessingGroup" xmlns:wpi="http://schemas.microsoft.com/office/word/2010/wordprocessingInk" xmlns:wne="http://schemas.microsoft.com/office/word/2006/wordml" xmlns:wps="http://schemas.microsoft.com/office/word/2010/wordprocessingShape" xmlns:wpsCustomData="http://www.wps.cn/officeDocument/2013/wpsCustomData" mc:Ignorable="w14 wp14">
   <w:abstractNum w:abstractNumId="0">
-    <w:nsid w:val="A6EB2AD2"/>
+    <w:nsid w:val="9362B7D0"/>
     <w:multiLevelType w:val="multilevel"/>
-    <w:tmpl w:val="A6EB2AD2"/>
-    <w:lvl w:ilvl="0" w:tentative="0">
-      <w:start w:val="1"/>
-      <w:numFmt w:val="decimal"/>
-      <w:lvlText w:val="%1."/>
-      <w:lvlJc w:val="left"/>
-      <w:pPr>
-        <w:tabs>
-          <w:tab w:val="left" w:pos="720"/>
-        </w:tabs>
-        <w:ind w:left="720" w:hanging="360"/>
-      </w:pPr>
-      <w:rPr>
-        <w:sz w:val="24"/>
-        <w:szCs w:val="24"/>
-      </w:rPr>
-    </w:lvl>
-    <w:lvl w:ilvl="1" w:tentative="0">
-      <w:start w:val="1"/>
-      <w:numFmt w:val="decimal"/>
-      <w:lvlText w:val="%2."/>
-      <w:lvlJc w:val="left"/>
-      <w:pPr>
-        <w:tabs>
-          <w:tab w:val="left" w:pos="1440"/>
-        </w:tabs>
-        <w:ind w:left="1440" w:hanging="360"/>
-      </w:pPr>
-      <w:rPr>
-        <w:sz w:val="24"/>
-        <w:szCs w:val="24"/>
-      </w:rPr>
-    </w:lvl>
-    <w:lvl w:ilvl="2" w:tentative="0">
-      <w:start w:val="1"/>
-      <w:numFmt w:val="decimal"/>
-      <w:lvlText w:val="%3."/>
-      <w:lvlJc w:val="left"/>
-      <w:pPr>
-        <w:tabs>
-          <w:tab w:val="left" w:pos="2160"/>
-        </w:tabs>
-        <w:ind w:left="2160" w:hanging="360"/>
-      </w:pPr>
-      <w:rPr>
-        <w:sz w:val="24"/>
-        <w:szCs w:val="24"/>
-      </w:rPr>
-    </w:lvl>
-    <w:lvl w:ilvl="3" w:tentative="0">
-      <w:start w:val="1"/>
-      <w:numFmt w:val="decimal"/>
-      <w:lvlText w:val="%4."/>
-      <w:lvlJc w:val="left"/>
-      <w:pPr>
-        <w:tabs>
-          <w:tab w:val="left" w:pos="2517"/>
-        </w:tabs>
-        <w:ind w:left="2880" w:hanging="360"/>
-      </w:pPr>
-      <w:rPr>
-        <w:sz w:val="24"/>
-        <w:szCs w:val="24"/>
-      </w:rPr>
-    </w:lvl>
-    <w:lvl w:ilvl="4" w:tentative="0">
-      <w:start w:val="1"/>
-      <w:numFmt w:val="decimal"/>
-      <w:lvlText w:val="%5."/>
-      <w:lvlJc w:val="left"/>
-      <w:pPr>
-        <w:tabs>
-          <w:tab w:val="left" w:pos="3238"/>
-        </w:tabs>
-        <w:ind w:left="3600" w:hanging="360"/>
-      </w:pPr>
-      <w:rPr>
-        <w:sz w:val="24"/>
-        <w:szCs w:val="24"/>
-      </w:rPr>
-    </w:lvl>
-    <w:lvl w:ilvl="5" w:tentative="0">
-      <w:start w:val="1"/>
-      <w:numFmt w:val="decimal"/>
-      <w:lvlText w:val="%6."/>
-      <w:lvlJc w:val="left"/>
-      <w:pPr>
-        <w:tabs>
-          <w:tab w:val="left" w:pos="3958"/>
-        </w:tabs>
-        <w:ind w:left="4320" w:hanging="360"/>
-      </w:pPr>
-      <w:rPr>
-        <w:sz w:val="24"/>
-        <w:szCs w:val="24"/>
-      </w:rPr>
-    </w:lvl>
-    <w:lvl w:ilvl="6" w:tentative="0">
-      <w:start w:val="1"/>
-      <w:numFmt w:val="decimal"/>
-      <w:lvlText w:val="%7."/>
-      <w:lvlJc w:val="left"/>
-      <w:pPr>
-        <w:tabs>
-          <w:tab w:val="left" w:pos="4678"/>
-        </w:tabs>
-        <w:ind w:left="5040" w:hanging="360"/>
-      </w:pPr>
-      <w:rPr>
-        <w:sz w:val="24"/>
-        <w:szCs w:val="24"/>
-      </w:rPr>
-    </w:lvl>
-    <w:lvl w:ilvl="7" w:tentative="0">
-      <w:start w:val="1"/>
-      <w:numFmt w:val="decimal"/>
-      <w:lvlText w:val="%8."/>
-      <w:lvlJc w:val="left"/>
-      <w:pPr>
-        <w:tabs>
-          <w:tab w:val="left" w:pos="5398"/>
-        </w:tabs>
-        <w:ind w:left="5760" w:hanging="360"/>
-      </w:pPr>
-      <w:rPr>
-        <w:sz w:val="24"/>
-        <w:szCs w:val="24"/>
-      </w:rPr>
-    </w:lvl>
-    <w:lvl w:ilvl="8" w:tentative="0">
-      <w:start w:val="1"/>
-      <w:numFmt w:val="decimal"/>
-      <w:lvlText w:val="%9."/>
-      <w:lvlJc w:val="left"/>
-      <w:pPr>
-        <w:tabs>
-          <w:tab w:val="left" w:pos="6118"/>
-        </w:tabs>
-        <w:ind w:left="6480" w:hanging="360"/>
-      </w:pPr>
-      <w:rPr>
-        <w:sz w:val="24"/>
-        <w:szCs w:val="24"/>
-      </w:rPr>
-    </w:lvl>
-  </w:abstractNum>
-  <w:abstractNum w:abstractNumId="1">
-    <w:nsid w:val="C9B010E2"/>
-    <w:multiLevelType w:val="multilevel"/>
-    <w:tmpl w:val="C9B010E2"/>
+    <w:tmpl w:val="9362B7D0"/>
     <w:lvl w:ilvl="0" w:tentative="0">
       <w:start w:val="1"/>
       <w:numFmt w:val="bullet"/>
@@ -2262,10 +2442,10 @@
       </w:rPr>
     </w:lvl>
   </w:abstractNum>
-  <w:abstractNum w:abstractNumId="2">
-    <w:nsid w:val="6729150C"/>
+  <w:abstractNum w:abstractNumId="1">
+    <w:nsid w:val="94955467"/>
     <w:multiLevelType w:val="multilevel"/>
-    <w:tmpl w:val="6729150C"/>
+    <w:tmpl w:val="94955467"/>
     <w:lvl w:ilvl="0" w:tentative="0">
       <w:start w:val="1"/>
       <w:numFmt w:val="bullet"/>
@@ -2411,14 +2591,163 @@
       </w:rPr>
     </w:lvl>
   </w:abstractNum>
+  <w:abstractNum w:abstractNumId="2">
+    <w:nsid w:val="20745253"/>
+    <w:multiLevelType w:val="multilevel"/>
+    <w:tmpl w:val="20745253"/>
+    <w:lvl w:ilvl="0" w:tentative="0">
+      <w:start w:val="1"/>
+      <w:numFmt w:val="bullet"/>
+      <w:lvlText w:val=""/>
+      <w:lvlJc w:val="left"/>
+      <w:pPr>
+        <w:tabs>
+          <w:tab w:val="left" w:pos="720"/>
+        </w:tabs>
+        <w:ind w:left="720" w:hanging="360"/>
+      </w:pPr>
+      <w:rPr>
+        <w:rFonts w:hint="default" w:ascii="Symbol" w:hAnsi="Symbol" w:cs="Symbol"/>
+        <w:sz w:val="20"/>
+      </w:rPr>
+    </w:lvl>
+    <w:lvl w:ilvl="1" w:tentative="0">
+      <w:start w:val="1"/>
+      <w:numFmt w:val="bullet"/>
+      <w:lvlText w:val="o"/>
+      <w:lvlJc w:val="left"/>
+      <w:pPr>
+        <w:tabs>
+          <w:tab w:val="left" w:pos="1440"/>
+        </w:tabs>
+        <w:ind w:left="1440" w:hanging="360"/>
+      </w:pPr>
+      <w:rPr>
+        <w:rFonts w:hint="default" w:ascii="Courier New" w:hAnsi="Courier New" w:cs="Courier New"/>
+        <w:sz w:val="20"/>
+      </w:rPr>
+    </w:lvl>
+    <w:lvl w:ilvl="2" w:tentative="0">
+      <w:start w:val="1"/>
+      <w:numFmt w:val="bullet"/>
+      <w:lvlText w:val=""/>
+      <w:lvlJc w:val="left"/>
+      <w:pPr>
+        <w:tabs>
+          <w:tab w:val="left" w:pos="2160"/>
+        </w:tabs>
+        <w:ind w:left="2160" w:hanging="360"/>
+      </w:pPr>
+      <w:rPr>
+        <w:rFonts w:hint="default" w:ascii="Wingdings" w:hAnsi="Wingdings" w:cs="Wingdings"/>
+        <w:sz w:val="20"/>
+      </w:rPr>
+    </w:lvl>
+    <w:lvl w:ilvl="3" w:tentative="0">
+      <w:start w:val="1"/>
+      <w:numFmt w:val="bullet"/>
+      <w:lvlText w:val=""/>
+      <w:lvlJc w:val="left"/>
+      <w:pPr>
+        <w:tabs>
+          <w:tab w:val="left" w:pos="2880"/>
+        </w:tabs>
+        <w:ind w:left="2880" w:hanging="360"/>
+      </w:pPr>
+      <w:rPr>
+        <w:rFonts w:hint="default" w:ascii="Wingdings" w:hAnsi="Wingdings" w:cs="Wingdings"/>
+        <w:sz w:val="20"/>
+      </w:rPr>
+    </w:lvl>
+    <w:lvl w:ilvl="4" w:tentative="0">
+      <w:start w:val="1"/>
+      <w:numFmt w:val="bullet"/>
+      <w:lvlText w:val=""/>
+      <w:lvlJc w:val="left"/>
+      <w:pPr>
+        <w:tabs>
+          <w:tab w:val="left" w:pos="3600"/>
+        </w:tabs>
+        <w:ind w:left="3600" w:hanging="360"/>
+      </w:pPr>
+      <w:rPr>
+        <w:rFonts w:hint="default" w:ascii="Wingdings" w:hAnsi="Wingdings" w:cs="Wingdings"/>
+        <w:sz w:val="20"/>
+      </w:rPr>
+    </w:lvl>
+    <w:lvl w:ilvl="5" w:tentative="0">
+      <w:start w:val="1"/>
+      <w:numFmt w:val="bullet"/>
+      <w:lvlText w:val=""/>
+      <w:lvlJc w:val="left"/>
+      <w:pPr>
+        <w:tabs>
+          <w:tab w:val="left" w:pos="4320"/>
+        </w:tabs>
+        <w:ind w:left="4320" w:hanging="360"/>
+      </w:pPr>
+      <w:rPr>
+        <w:rFonts w:hint="default" w:ascii="Wingdings" w:hAnsi="Wingdings" w:cs="Wingdings"/>
+        <w:sz w:val="20"/>
+      </w:rPr>
+    </w:lvl>
+    <w:lvl w:ilvl="6" w:tentative="0">
+      <w:start w:val="1"/>
+      <w:numFmt w:val="bullet"/>
+      <w:lvlText w:val=""/>
+      <w:lvlJc w:val="left"/>
+      <w:pPr>
+        <w:tabs>
+          <w:tab w:val="left" w:pos="5040"/>
+        </w:tabs>
+        <w:ind w:left="5040" w:hanging="360"/>
+      </w:pPr>
+      <w:rPr>
+        <w:rFonts w:hint="default" w:ascii="Wingdings" w:hAnsi="Wingdings" w:cs="Wingdings"/>
+        <w:sz w:val="20"/>
+      </w:rPr>
+    </w:lvl>
+    <w:lvl w:ilvl="7" w:tentative="0">
+      <w:start w:val="1"/>
+      <w:numFmt w:val="bullet"/>
+      <w:lvlText w:val=""/>
+      <w:lvlJc w:val="left"/>
+      <w:pPr>
+        <w:tabs>
+          <w:tab w:val="left" w:pos="5760"/>
+        </w:tabs>
+        <w:ind w:left="5760" w:hanging="360"/>
+      </w:pPr>
+      <w:rPr>
+        <w:rFonts w:hint="default" w:ascii="Wingdings" w:hAnsi="Wingdings" w:cs="Wingdings"/>
+        <w:sz w:val="20"/>
+      </w:rPr>
+    </w:lvl>
+    <w:lvl w:ilvl="8" w:tentative="0">
+      <w:start w:val="1"/>
+      <w:numFmt w:val="bullet"/>
+      <w:lvlText w:val=""/>
+      <w:lvlJc w:val="left"/>
+      <w:pPr>
+        <w:tabs>
+          <w:tab w:val="left" w:pos="6480"/>
+        </w:tabs>
+        <w:ind w:left="6480" w:hanging="360"/>
+      </w:pPr>
+      <w:rPr>
+        <w:rFonts w:hint="default" w:ascii="Wingdings" w:hAnsi="Wingdings" w:cs="Wingdings"/>
+        <w:sz w:val="20"/>
+      </w:rPr>
+    </w:lvl>
+  </w:abstractNum>
   <w:num w:numId="1">
-    <w:abstractNumId w:val="2"/>
+    <w:abstractNumId w:val="1"/>
   </w:num>
   <w:num w:numId="2">
-    <w:abstractNumId w:val="1"/>
+    <w:abstractNumId w:val="0"/>
   </w:num>
   <w:num w:numId="3">
-    <w:abstractNumId w:val="2"/>
+    <w:abstractNumId w:val="1"/>
     <w:lvlOverride w:ilvl="0">
       <w:startOverride w:val="1"/>
     </w:lvlOverride>
@@ -2448,7 +2777,7 @@
     </w:lvlOverride>
   </w:num>
   <w:num w:numId="4">
-    <w:abstractNumId w:val="0"/>
+    <w:abstractNumId w:val="2"/>
   </w:num>
 </w:numbering>
 </file>
